--- a/klagomål/A 19530-2025 FSC-klagomål.docx
+++ b/klagomål/A 19530-2025 FSC-klagomål.docx
@@ -1116,7 +1116,7 @@
     <w:r>
       <w:tab/>
       <w:tab/>
-      <w:t>2025-09-22</w:t>
+      <w:t>2025-09-23</w:t>
       <w:br/>
       <w:br/>
     </w:r>

--- a/klagomål/A 19530-2025 FSC-klagomål.docx
+++ b/klagomål/A 19530-2025 FSC-klagomål.docx
@@ -1116,7 +1116,7 @@
     <w:r>
       <w:tab/>
       <w:tab/>
-      <w:t>2025-09-23</w:t>
+      <w:t>2025-09-24</w:t>
       <w:br/>
       <w:br/>
     </w:r>

--- a/klagomål/A 19530-2025 FSC-klagomål.docx
+++ b/klagomål/A 19530-2025 FSC-klagomål.docx
@@ -1116,7 +1116,7 @@
     <w:r>
       <w:tab/>
       <w:tab/>
-      <w:t>2025-09-24</w:t>
+      <w:t>2025-09-25</w:t>
       <w:br/>
       <w:br/>
     </w:r>

--- a/klagomål/A 19530-2025 FSC-klagomål.docx
+++ b/klagomål/A 19530-2025 FSC-klagomål.docx
@@ -1116,7 +1116,7 @@
     <w:r>
       <w:tab/>
       <w:tab/>
-      <w:t>2025-09-25</w:t>
+      <w:t>2025-09-26</w:t>
       <w:br/>
       <w:br/>
     </w:r>

--- a/klagomål/A 19530-2025 FSC-klagomål.docx
+++ b/klagomål/A 19530-2025 FSC-klagomål.docx
@@ -1116,7 +1116,7 @@
     <w:r>
       <w:tab/>
       <w:tab/>
-      <w:t>2025-09-26</w:t>
+      <w:t>2025-09-27</w:t>
       <w:br/>
       <w:br/>
     </w:r>

--- a/klagomål/A 19530-2025 FSC-klagomål.docx
+++ b/klagomål/A 19530-2025 FSC-klagomål.docx
@@ -1116,7 +1116,7 @@
     <w:r>
       <w:tab/>
       <w:tab/>
-      <w:t>2025-09-27</w:t>
+      <w:t>2025-09-28</w:t>
       <w:br/>
       <w:br/>
     </w:r>

--- a/klagomål/A 19530-2025 FSC-klagomål.docx
+++ b/klagomål/A 19530-2025 FSC-klagomål.docx
@@ -1116,7 +1116,7 @@
     <w:r>
       <w:tab/>
       <w:tab/>
-      <w:t>2025-09-28</w:t>
+      <w:t>2025-09-29</w:t>
       <w:br/>
       <w:br/>
     </w:r>

--- a/klagomål/A 19530-2025 FSC-klagomål.docx
+++ b/klagomål/A 19530-2025 FSC-klagomål.docx
@@ -1116,7 +1116,7 @@
     <w:r>
       <w:tab/>
       <w:tab/>
-      <w:t>2025-09-29</w:t>
+      <w:t>2025-09-30</w:t>
       <w:br/>
       <w:br/>
     </w:r>

--- a/klagomål/A 19530-2025 FSC-klagomål.docx
+++ b/klagomål/A 19530-2025 FSC-klagomål.docx
@@ -1116,7 +1116,7 @@
     <w:r>
       <w:tab/>
       <w:tab/>
-      <w:t>2025-09-30</w:t>
+      <w:t>2025-10-01</w:t>
       <w:br/>
       <w:br/>
     </w:r>

--- a/klagomål/A 19530-2025 FSC-klagomål.docx
+++ b/klagomål/A 19530-2025 FSC-klagomål.docx
@@ -1116,7 +1116,7 @@
     <w:r>
       <w:tab/>
       <w:tab/>
-      <w:t>2025-10-01</w:t>
+      <w:t>2025-10-02</w:t>
       <w:br/>
       <w:br/>
     </w:r>

--- a/klagomål/A 19530-2025 FSC-klagomål.docx
+++ b/klagomål/A 19530-2025 FSC-klagomål.docx
@@ -1116,7 +1116,7 @@
     <w:r>
       <w:tab/>
       <w:tab/>
-      <w:t>2025-10-02</w:t>
+      <w:t>2025-10-03</w:t>
       <w:br/>
       <w:br/>
     </w:r>

--- a/klagomål/A 19530-2025 FSC-klagomål.docx
+++ b/klagomål/A 19530-2025 FSC-klagomål.docx
@@ -1116,7 +1116,7 @@
     <w:r>
       <w:tab/>
       <w:tab/>
-      <w:t>2025-10-03</w:t>
+      <w:t>2025-10-04</w:t>
       <w:br/>
       <w:br/>
     </w:r>

--- a/klagomål/A 19530-2025 FSC-klagomål.docx
+++ b/klagomål/A 19530-2025 FSC-klagomål.docx
@@ -1116,7 +1116,7 @@
     <w:r>
       <w:tab/>
       <w:tab/>
-      <w:t>2025-10-04</w:t>
+      <w:t>2025-10-05</w:t>
       <w:br/>
       <w:br/>
     </w:r>

--- a/klagomål/A 19530-2025 FSC-klagomål.docx
+++ b/klagomål/A 19530-2025 FSC-klagomål.docx
@@ -1116,7 +1116,7 @@
     <w:r>
       <w:tab/>
       <w:tab/>
-      <w:t>2025-10-05</w:t>
+      <w:t>2025-10-06</w:t>
       <w:br/>
       <w:br/>
     </w:r>

--- a/klagomål/A 19530-2025 FSC-klagomål.docx
+++ b/klagomål/A 19530-2025 FSC-klagomål.docx
@@ -1116,7 +1116,7 @@
     <w:r>
       <w:tab/>
       <w:tab/>
-      <w:t>2025-10-06</w:t>
+      <w:t>2025-10-07</w:t>
       <w:br/>
       <w:br/>
     </w:r>

--- a/klagomål/A 19530-2025 FSC-klagomål.docx
+++ b/klagomål/A 19530-2025 FSC-klagomål.docx
@@ -1116,7 +1116,7 @@
     <w:r>
       <w:tab/>
       <w:tab/>
-      <w:t>2025-10-07</w:t>
+      <w:t>2025-10-08</w:t>
       <w:br/>
       <w:br/>
     </w:r>

--- a/klagomål/A 19530-2025 FSC-klagomål.docx
+++ b/klagomål/A 19530-2025 FSC-klagomål.docx
@@ -1116,7 +1116,7 @@
     <w:r>
       <w:tab/>
       <w:tab/>
-      <w:t>2025-10-08</w:t>
+      <w:t>2025-10-09</w:t>
       <w:br/>
       <w:br/>
     </w:r>

--- a/klagomål/A 19530-2025 FSC-klagomål.docx
+++ b/klagomål/A 19530-2025 FSC-klagomål.docx
@@ -1116,7 +1116,7 @@
     <w:r>
       <w:tab/>
       <w:tab/>
-      <w:t>2025-10-09</w:t>
+      <w:t>2025-10-10</w:t>
       <w:br/>
       <w:br/>
     </w:r>

--- a/klagomål/A 19530-2025 FSC-klagomål.docx
+++ b/klagomål/A 19530-2025 FSC-klagomål.docx
@@ -1116,7 +1116,7 @@
     <w:r>
       <w:tab/>
       <w:tab/>
-      <w:t>2025-10-10</w:t>
+      <w:t>2025-10-11</w:t>
       <w:br/>
       <w:br/>
     </w:r>

--- a/klagomål/A 19530-2025 FSC-klagomål.docx
+++ b/klagomål/A 19530-2025 FSC-klagomål.docx
@@ -1116,7 +1116,7 @@
     <w:r>
       <w:tab/>
       <w:tab/>
-      <w:t>2025-10-16</w:t>
+      <w:t>2025-10-17</w:t>
       <w:br/>
       <w:br/>
     </w:r>

--- a/klagomål/A 19530-2025 FSC-klagomål.docx
+++ b/klagomål/A 19530-2025 FSC-klagomål.docx
@@ -1116,7 +1116,7 @@
     <w:r>
       <w:tab/>
       <w:tab/>
-      <w:t>2025-10-17</w:t>
+      <w:t>2025-10-18</w:t>
       <w:br/>
       <w:br/>
     </w:r>

--- a/klagomål/A 19530-2025 FSC-klagomål.docx
+++ b/klagomål/A 19530-2025 FSC-klagomål.docx
@@ -1116,7 +1116,7 @@
     <w:r>
       <w:tab/>
       <w:tab/>
-      <w:t>2025-10-18</w:t>
+      <w:t>2025-10-19</w:t>
       <w:br/>
       <w:br/>
     </w:r>

--- a/klagomål/A 19530-2025 FSC-klagomål.docx
+++ b/klagomål/A 19530-2025 FSC-klagomål.docx
@@ -1116,7 +1116,7 @@
     <w:r>
       <w:tab/>
       <w:tab/>
-      <w:t>2025-10-19</w:t>
+      <w:t>2025-10-20</w:t>
       <w:br/>
       <w:br/>
     </w:r>

--- a/klagomål/A 19530-2025 FSC-klagomål.docx
+++ b/klagomål/A 19530-2025 FSC-klagomål.docx
@@ -1116,7 +1116,7 @@
     <w:r>
       <w:tab/>
       <w:tab/>
-      <w:t>2025-10-20</w:t>
+      <w:t>2025-10-21</w:t>
       <w:br/>
       <w:br/>
     </w:r>

--- a/klagomål/A 19530-2025 FSC-klagomål.docx
+++ b/klagomål/A 19530-2025 FSC-klagomål.docx
@@ -1116,7 +1116,7 @@
     <w:r>
       <w:tab/>
       <w:tab/>
-      <w:t>2025-10-21</w:t>
+      <w:t>2025-10-22</w:t>
       <w:br/>
       <w:br/>
     </w:r>

--- a/klagomål/A 19530-2025 FSC-klagomål.docx
+++ b/klagomål/A 19530-2025 FSC-klagomål.docx
@@ -1116,7 +1116,7 @@
     <w:r>
       <w:tab/>
       <w:tab/>
-      <w:t>2025-10-22</w:t>
+      <w:t>2025-10-23</w:t>
       <w:br/>
       <w:br/>
     </w:r>

--- a/klagomål/A 19530-2025 FSC-klagomål.docx
+++ b/klagomål/A 19530-2025 FSC-klagomål.docx
@@ -1116,7 +1116,7 @@
     <w:r>
       <w:tab/>
       <w:tab/>
-      <w:t>2025-10-23</w:t>
+      <w:t>2025-10-24</w:t>
       <w:br/>
       <w:br/>
     </w:r>

--- a/klagomål/A 19530-2025 FSC-klagomål.docx
+++ b/klagomål/A 19530-2025 FSC-klagomål.docx
@@ -1116,7 +1116,7 @@
     <w:r>
       <w:tab/>
       <w:tab/>
-      <w:t>2025-10-24</w:t>
+      <w:t>2025-10-25</w:t>
       <w:br/>
       <w:br/>
     </w:r>

--- a/klagomål/A 19530-2025 FSC-klagomål.docx
+++ b/klagomål/A 19530-2025 FSC-klagomål.docx
@@ -1116,7 +1116,7 @@
     <w:r>
       <w:tab/>
       <w:tab/>
-      <w:t>2025-10-25</w:t>
+      <w:t>2025-10-26</w:t>
       <w:br/>
       <w:br/>
     </w:r>

--- a/klagomål/A 19530-2025 FSC-klagomål.docx
+++ b/klagomål/A 19530-2025 FSC-klagomål.docx
@@ -1116,7 +1116,7 @@
     <w:r>
       <w:tab/>
       <w:tab/>
-      <w:t>2025-10-26</w:t>
+      <w:t>2025-10-27</w:t>
       <w:br/>
       <w:br/>
     </w:r>

--- a/klagomål/A 19530-2025 FSC-klagomål.docx
+++ b/klagomål/A 19530-2025 FSC-klagomål.docx
@@ -1116,7 +1116,7 @@
     <w:r>
       <w:tab/>
       <w:tab/>
-      <w:t>2025-10-27</w:t>
+      <w:t>2025-10-28</w:t>
       <w:br/>
       <w:br/>
     </w:r>

--- a/klagomål/A 19530-2025 FSC-klagomål.docx
+++ b/klagomål/A 19530-2025 FSC-klagomål.docx
@@ -1116,7 +1116,7 @@
     <w:r>
       <w:tab/>
       <w:tab/>
-      <w:t>2025-10-28</w:t>
+      <w:t>2025-10-29</w:t>
       <w:br/>
       <w:br/>
     </w:r>

--- a/klagomål/A 19530-2025 FSC-klagomål.docx
+++ b/klagomål/A 19530-2025 FSC-klagomål.docx
@@ -1116,7 +1116,7 @@
     <w:r>
       <w:tab/>
       <w:tab/>
-      <w:t>2025-10-29</w:t>
+      <w:t>2025-10-30</w:t>
       <w:br/>
       <w:br/>
     </w:r>

--- a/klagomål/A 19530-2025 FSC-klagomål.docx
+++ b/klagomål/A 19530-2025 FSC-klagomål.docx
@@ -1116,7 +1116,7 @@
     <w:r>
       <w:tab/>
       <w:tab/>
-      <w:t>2025-10-30</w:t>
+      <w:t>2025-10-31</w:t>
       <w:br/>
       <w:br/>
     </w:r>

--- a/klagomål/A 19530-2025 FSC-klagomål.docx
+++ b/klagomål/A 19530-2025 FSC-klagomål.docx
@@ -1116,7 +1116,7 @@
     <w:r>
       <w:tab/>
       <w:tab/>
-      <w:t>2025-10-31</w:t>
+      <w:t>2025-11-01</w:t>
       <w:br/>
       <w:br/>
     </w:r>

--- a/klagomål/A 19530-2025 FSC-klagomål.docx
+++ b/klagomål/A 19530-2025 FSC-klagomål.docx
@@ -1116,7 +1116,7 @@
     <w:r>
       <w:tab/>
       <w:tab/>
-      <w:t>2025-11-01</w:t>
+      <w:t>2025-11-02</w:t>
       <w:br/>
       <w:br/>
     </w:r>

--- a/klagomål/A 19530-2025 FSC-klagomål.docx
+++ b/klagomål/A 19530-2025 FSC-klagomål.docx
@@ -1116,7 +1116,7 @@
     <w:r>
       <w:tab/>
       <w:tab/>
-      <w:t>2025-11-02</w:t>
+      <w:t>2025-11-03</w:t>
       <w:br/>
       <w:br/>
     </w:r>

--- a/klagomål/A 19530-2025 FSC-klagomål.docx
+++ b/klagomål/A 19530-2025 FSC-klagomål.docx
@@ -1116,7 +1116,7 @@
     <w:r>
       <w:tab/>
       <w:tab/>
-      <w:t>2025-11-03</w:t>
+      <w:t>2025-11-04</w:t>
       <w:br/>
       <w:br/>
     </w:r>

--- a/klagomål/A 19530-2025 FSC-klagomål.docx
+++ b/klagomål/A 19530-2025 FSC-klagomål.docx
@@ -1116,7 +1116,7 @@
     <w:r>
       <w:tab/>
       <w:tab/>
-      <w:t>2025-11-04</w:t>
+      <w:t>2025-11-05</w:t>
       <w:br/>
       <w:br/>
     </w:r>

--- a/klagomål/A 19530-2025 FSC-klagomål.docx
+++ b/klagomål/A 19530-2025 FSC-klagomål.docx
@@ -1116,7 +1116,7 @@
     <w:r>
       <w:tab/>
       <w:tab/>
-      <w:t>2025-11-05</w:t>
+      <w:t>2025-11-06</w:t>
       <w:br/>
       <w:br/>
     </w:r>

--- a/klagomål/A 19530-2025 FSC-klagomål.docx
+++ b/klagomål/A 19530-2025 FSC-klagomål.docx
@@ -1116,7 +1116,7 @@
     <w:r>
       <w:tab/>
       <w:tab/>
-      <w:t>2025-11-06</w:t>
+      <w:t>2025-11-07</w:t>
       <w:br/>
       <w:br/>
     </w:r>

--- a/klagomål/A 19530-2025 FSC-klagomål.docx
+++ b/klagomål/A 19530-2025 FSC-klagomål.docx
@@ -1116,7 +1116,7 @@
     <w:r>
       <w:tab/>
       <w:tab/>
-      <w:t>2025-11-07</w:t>
+      <w:t>2025-11-08</w:t>
       <w:br/>
       <w:br/>
     </w:r>

--- a/klagomål/A 19530-2025 FSC-klagomål.docx
+++ b/klagomål/A 19530-2025 FSC-klagomål.docx
@@ -1116,7 +1116,7 @@
     <w:r>
       <w:tab/>
       <w:tab/>
-      <w:t>2025-11-08</w:t>
+      <w:t>2025-11-09</w:t>
       <w:br/>
       <w:br/>
     </w:r>

--- a/klagomål/A 19530-2025 FSC-klagomål.docx
+++ b/klagomål/A 19530-2025 FSC-klagomål.docx
@@ -1116,7 +1116,7 @@
     <w:r>
       <w:tab/>
       <w:tab/>
-      <w:t>2025-11-09</w:t>
+      <w:t>2025-11-10</w:t>
       <w:br/>
       <w:br/>
     </w:r>

--- a/klagomål/A 19530-2025 FSC-klagomål.docx
+++ b/klagomål/A 19530-2025 FSC-klagomål.docx
@@ -1116,7 +1116,7 @@
     <w:r>
       <w:tab/>
       <w:tab/>
-      <w:t>2025-11-10</w:t>
+      <w:t>2025-11-11</w:t>
       <w:br/>
       <w:br/>
     </w:r>

--- a/klagomål/A 19530-2025 FSC-klagomål.docx
+++ b/klagomål/A 19530-2025 FSC-klagomål.docx
@@ -1116,7 +1116,7 @@
     <w:r>
       <w:tab/>
       <w:tab/>
-      <w:t>2025-11-11</w:t>
+      <w:t>2025-11-12</w:t>
       <w:br/>
       <w:br/>
     </w:r>

--- a/klagomål/A 19530-2025 FSC-klagomål.docx
+++ b/klagomål/A 19530-2025 FSC-klagomål.docx
@@ -1116,7 +1116,7 @@
     <w:r>
       <w:tab/>
       <w:tab/>
-      <w:t>2025-11-12</w:t>
+      <w:t>2025-11-13</w:t>
       <w:br/>
       <w:br/>
     </w:r>

--- a/klagomål/A 19530-2025 FSC-klagomål.docx
+++ b/klagomål/A 19530-2025 FSC-klagomål.docx
@@ -1116,7 +1116,7 @@
     <w:r>
       <w:tab/>
       <w:tab/>
-      <w:t>2025-11-13</w:t>
+      <w:t>2025-11-14</w:t>
       <w:br/>
       <w:br/>
     </w:r>

--- a/klagomål/A 19530-2025 FSC-klagomål.docx
+++ b/klagomål/A 19530-2025 FSC-klagomål.docx
@@ -1116,7 +1116,7 @@
     <w:r>
       <w:tab/>
       <w:tab/>
-      <w:t>2025-11-14</w:t>
+      <w:t>2025-11-15</w:t>
       <w:br/>
       <w:br/>
     </w:r>

--- a/klagomål/A 19530-2025 FSC-klagomål.docx
+++ b/klagomål/A 19530-2025 FSC-klagomål.docx
@@ -1116,7 +1116,7 @@
     <w:r>
       <w:tab/>
       <w:tab/>
-      <w:t>2025-11-15</w:t>
+      <w:t>2025-11-20</w:t>
       <w:br/>
       <w:br/>
     </w:r>

--- a/klagomål/A 19530-2025 FSC-klagomål.docx
+++ b/klagomål/A 19530-2025 FSC-klagomål.docx
@@ -1116,7 +1116,7 @@
     <w:r>
       <w:tab/>
       <w:tab/>
-      <w:t>2025-11-20</w:t>
+      <w:t>2025-11-21</w:t>
       <w:br/>
       <w:br/>
     </w:r>

--- a/klagomål/A 19530-2025 FSC-klagomål.docx
+++ b/klagomål/A 19530-2025 FSC-klagomål.docx
@@ -1116,7 +1116,7 @@
     <w:r>
       <w:tab/>
       <w:tab/>
-      <w:t>2025-11-21</w:t>
+      <w:t>2025-11-22</w:t>
       <w:br/>
       <w:br/>
     </w:r>

--- a/klagomål/A 19530-2025 FSC-klagomål.docx
+++ b/klagomål/A 19530-2025 FSC-klagomål.docx
@@ -1116,7 +1116,7 @@
     <w:r>
       <w:tab/>
       <w:tab/>
-      <w:t>2025-11-22</w:t>
+      <w:t>2025-11-23</w:t>
       <w:br/>
       <w:br/>
     </w:r>

--- a/klagomål/A 19530-2025 FSC-klagomål.docx
+++ b/klagomål/A 19530-2025 FSC-klagomål.docx
@@ -1116,7 +1116,7 @@
     <w:r>
       <w:tab/>
       <w:tab/>
-      <w:t>2025-11-23</w:t>
+      <w:t>2025-11-24</w:t>
       <w:br/>
       <w:br/>
     </w:r>

--- a/klagomål/A 19530-2025 FSC-klagomål.docx
+++ b/klagomål/A 19530-2025 FSC-klagomål.docx
@@ -1116,7 +1116,7 @@
     <w:r>
       <w:tab/>
       <w:tab/>
-      <w:t>2025-11-24</w:t>
+      <w:t>2025-11-25</w:t>
       <w:br/>
       <w:br/>
     </w:r>

--- a/klagomål/A 19530-2025 FSC-klagomål.docx
+++ b/klagomål/A 19530-2025 FSC-klagomål.docx
@@ -1116,7 +1116,7 @@
     <w:r>
       <w:tab/>
       <w:tab/>
-      <w:t>2025-11-25</w:t>
+      <w:t>2025-11-26</w:t>
       <w:br/>
       <w:br/>
     </w:r>

--- a/klagomål/A 19530-2025 FSC-klagomål.docx
+++ b/klagomål/A 19530-2025 FSC-klagomål.docx
@@ -1116,7 +1116,7 @@
     <w:r>
       <w:tab/>
       <w:tab/>
-      <w:t>2025-11-26</w:t>
+      <w:t>2025-11-27</w:t>
       <w:br/>
       <w:br/>
     </w:r>

--- a/klagomål/A 19530-2025 FSC-klagomål.docx
+++ b/klagomål/A 19530-2025 FSC-klagomål.docx
@@ -1116,7 +1116,7 @@
     <w:r>
       <w:tab/>
       <w:tab/>
-      <w:t>2025-11-27</w:t>
+      <w:t>2025-11-28</w:t>
       <w:br/>
       <w:br/>
     </w:r>

--- a/klagomål/A 19530-2025 FSC-klagomål.docx
+++ b/klagomål/A 19530-2025 FSC-klagomål.docx
@@ -1116,7 +1116,7 @@
     <w:r>
       <w:tab/>
       <w:tab/>
-      <w:t>2025-11-28</w:t>
+      <w:t>2025-11-29</w:t>
       <w:br/>
       <w:br/>
     </w:r>

--- a/klagomål/A 19530-2025 FSC-klagomål.docx
+++ b/klagomål/A 19530-2025 FSC-klagomål.docx
@@ -1116,7 +1116,7 @@
     <w:r>
       <w:tab/>
       <w:tab/>
-      <w:t>2025-11-29</w:t>
+      <w:t>2025-11-30</w:t>
       <w:br/>
       <w:br/>
     </w:r>

--- a/klagomål/A 19530-2025 FSC-klagomål.docx
+++ b/klagomål/A 19530-2025 FSC-klagomål.docx
@@ -1116,7 +1116,7 @@
     <w:r>
       <w:tab/>
       <w:tab/>
-      <w:t>2025-11-30</w:t>
+      <w:t>2025-12-01</w:t>
       <w:br/>
       <w:br/>
     </w:r>

--- a/klagomål/A 19530-2025 FSC-klagomål.docx
+++ b/klagomål/A 19530-2025 FSC-klagomål.docx
@@ -1116,7 +1116,7 @@
     <w:r>
       <w:tab/>
       <w:tab/>
-      <w:t>2025-12-01</w:t>
+      <w:t>2025-12-02</w:t>
       <w:br/>
       <w:br/>
     </w:r>

--- a/klagomål/A 19530-2025 FSC-klagomål.docx
+++ b/klagomål/A 19530-2025 FSC-klagomål.docx
@@ -1116,7 +1116,7 @@
     <w:r>
       <w:tab/>
       <w:tab/>
-      <w:t>2025-12-02</w:t>
+      <w:t>2025-12-03</w:t>
       <w:br/>
       <w:br/>
     </w:r>

--- a/klagomål/A 19530-2025 FSC-klagomål.docx
+++ b/klagomål/A 19530-2025 FSC-klagomål.docx
@@ -1116,7 +1116,7 @@
     <w:r>
       <w:tab/>
       <w:tab/>
-      <w:t>2025-12-03</w:t>
+      <w:t>2025-12-04</w:t>
       <w:br/>
       <w:br/>
     </w:r>

--- a/klagomål/A 19530-2025 FSC-klagomål.docx
+++ b/klagomål/A 19530-2025 FSC-klagomål.docx
@@ -1116,7 +1116,7 @@
     <w:r>
       <w:tab/>
       <w:tab/>
-      <w:t>2025-12-04</w:t>
+      <w:t>2025-12-05</w:t>
       <w:br/>
       <w:br/>
     </w:r>

--- a/klagomål/A 19530-2025 FSC-klagomål.docx
+++ b/klagomål/A 19530-2025 FSC-klagomål.docx
@@ -1116,7 +1116,7 @@
     <w:r>
       <w:tab/>
       <w:tab/>
-      <w:t>2025-12-05</w:t>
+      <w:t>2025-12-06</w:t>
       <w:br/>
       <w:br/>
     </w:r>

--- a/klagomål/A 19530-2025 FSC-klagomål.docx
+++ b/klagomål/A 19530-2025 FSC-klagomål.docx
@@ -1116,7 +1116,7 @@
     <w:r>
       <w:tab/>
       <w:tab/>
-      <w:t>2025-12-06</w:t>
+      <w:t>2025-12-07</w:t>
       <w:br/>
       <w:br/>
     </w:r>

--- a/klagomål/A 19530-2025 FSC-klagomål.docx
+++ b/klagomål/A 19530-2025 FSC-klagomål.docx
@@ -1116,7 +1116,7 @@
     <w:r>
       <w:tab/>
       <w:tab/>
-      <w:t>2025-12-07</w:t>
+      <w:t>2025-12-08</w:t>
       <w:br/>
       <w:br/>
     </w:r>

--- a/klagomål/A 19530-2025 FSC-klagomål.docx
+++ b/klagomål/A 19530-2025 FSC-klagomål.docx
@@ -1116,7 +1116,7 @@
     <w:r>
       <w:tab/>
       <w:tab/>
-      <w:t>2025-12-08</w:t>
+      <w:t>2025-12-09</w:t>
       <w:br/>
       <w:br/>
     </w:r>

--- a/klagomål/A 19530-2025 FSC-klagomål.docx
+++ b/klagomål/A 19530-2025 FSC-klagomål.docx
@@ -1116,7 +1116,7 @@
     <w:r>
       <w:tab/>
       <w:tab/>
-      <w:t>2025-12-09</w:t>
+      <w:t>2025-12-10</w:t>
       <w:br/>
       <w:br/>
     </w:r>

--- a/klagomål/A 19530-2025 FSC-klagomål.docx
+++ b/klagomål/A 19530-2025 FSC-klagomål.docx
@@ -1116,7 +1116,7 @@
     <w:r>
       <w:tab/>
       <w:tab/>
-      <w:t>2025-12-10</w:t>
+      <w:t>2025-12-11</w:t>
       <w:br/>
       <w:br/>
     </w:r>

--- a/klagomål/A 19530-2025 FSC-klagomål.docx
+++ b/klagomål/A 19530-2025 FSC-klagomål.docx
@@ -1116,7 +1116,7 @@
     <w:r>
       <w:tab/>
       <w:tab/>
-      <w:t>2025-12-11</w:t>
+      <w:t>2025-12-12</w:t>
       <w:br/>
       <w:br/>
     </w:r>

--- a/klagomål/A 19530-2025 FSC-klagomål.docx
+++ b/klagomål/A 19530-2025 FSC-klagomål.docx
@@ -1116,7 +1116,7 @@
     <w:r>
       <w:tab/>
       <w:tab/>
-      <w:t>2025-12-12</w:t>
+      <w:t>2025-12-13</w:t>
       <w:br/>
       <w:br/>
     </w:r>

--- a/klagomål/A 19530-2025 FSC-klagomål.docx
+++ b/klagomål/A 19530-2025 FSC-klagomål.docx
@@ -1116,7 +1116,7 @@
     <w:r>
       <w:tab/>
       <w:tab/>
-      <w:t>2025-12-19</w:t>
+      <w:t>2025-12-20</w:t>
       <w:br/>
       <w:br/>
     </w:r>

--- a/klagomål/A 19530-2025 FSC-klagomål.docx
+++ b/klagomål/A 19530-2025 FSC-klagomål.docx
@@ -1116,7 +1116,7 @@
     <w:r>
       <w:tab/>
       <w:tab/>
-      <w:t>2025-12-20</w:t>
+      <w:t>2025-12-21</w:t>
       <w:br/>
       <w:br/>
     </w:r>

--- a/klagomål/A 19530-2025 FSC-klagomål.docx
+++ b/klagomål/A 19530-2025 FSC-klagomål.docx
@@ -1116,7 +1116,7 @@
     <w:r>
       <w:tab/>
       <w:tab/>
-      <w:t>2025-12-21</w:t>
+      <w:t>2025-12-22</w:t>
       <w:br/>
       <w:br/>
     </w:r>

--- a/klagomål/A 19530-2025 FSC-klagomål.docx
+++ b/klagomål/A 19530-2025 FSC-klagomål.docx
@@ -1116,7 +1116,7 @@
     <w:r>
       <w:tab/>
       <w:tab/>
-      <w:t>2025-12-22</w:t>
+      <w:t>2025-12-26</w:t>
       <w:br/>
       <w:br/>
     </w:r>

--- a/klagomål/A 19530-2025 FSC-klagomål.docx
+++ b/klagomål/A 19530-2025 FSC-klagomål.docx
@@ -1116,7 +1116,7 @@
     <w:r>
       <w:tab/>
       <w:tab/>
-      <w:t>2026-01-07</w:t>
+      <w:t>2026-01-08</w:t>
       <w:br/>
       <w:br/>
     </w:r>

--- a/klagomål/A 19530-2025 FSC-klagomål.docx
+++ b/klagomål/A 19530-2025 FSC-klagomål.docx
@@ -1116,7 +1116,7 @@
     <w:r>
       <w:tab/>
       <w:tab/>
-      <w:t>2026-01-08</w:t>
+      <w:t>2026-01-09</w:t>
       <w:br/>
       <w:br/>
     </w:r>

--- a/klagomål/A 19530-2025 FSC-klagomål.docx
+++ b/klagomål/A 19530-2025 FSC-klagomål.docx
@@ -1116,7 +1116,7 @@
     <w:r>
       <w:tab/>
       <w:tab/>
-      <w:t>2026-01-09</w:t>
+      <w:t>2026-01-10</w:t>
       <w:br/>
       <w:br/>
     </w:r>

--- a/klagomål/A 19530-2025 FSC-klagomål.docx
+++ b/klagomål/A 19530-2025 FSC-klagomål.docx
@@ -1116,7 +1116,7 @@
     <w:r>
       <w:tab/>
       <w:tab/>
-      <w:t>2026-01-10</w:t>
+      <w:t>2026-01-11</w:t>
       <w:br/>
       <w:br/>
     </w:r>

--- a/klagomål/A 19530-2025 FSC-klagomål.docx
+++ b/klagomål/A 19530-2025 FSC-klagomål.docx
@@ -1116,7 +1116,7 @@
     <w:r>
       <w:tab/>
       <w:tab/>
-      <w:t>2026-01-11</w:t>
+      <w:t>2026-01-12</w:t>
       <w:br/>
       <w:br/>
     </w:r>

--- a/klagomål/A 19530-2025 FSC-klagomål.docx
+++ b/klagomål/A 19530-2025 FSC-klagomål.docx
@@ -1116,7 +1116,7 @@
     <w:r>
       <w:tab/>
       <w:tab/>
-      <w:t>2026-01-12</w:t>
+      <w:t>2026-01-13</w:t>
       <w:br/>
       <w:br/>
     </w:r>

--- a/klagomål/A 19530-2025 FSC-klagomål.docx
+++ b/klagomål/A 19530-2025 FSC-klagomål.docx
@@ -1116,7 +1116,7 @@
     <w:r>
       <w:tab/>
       <w:tab/>
-      <w:t>2026-01-13</w:t>
+      <w:t>2026-01-14</w:t>
       <w:br/>
       <w:br/>
     </w:r>

--- a/klagomål/A 19530-2025 FSC-klagomål.docx
+++ b/klagomål/A 19530-2025 FSC-klagomål.docx
@@ -1116,7 +1116,7 @@
     <w:r>
       <w:tab/>
       <w:tab/>
-      <w:t>2026-01-14</w:t>
+      <w:t>2026-01-15</w:t>
       <w:br/>
       <w:br/>
     </w:r>

--- a/klagomål/A 19530-2025 FSC-klagomål.docx
+++ b/klagomål/A 19530-2025 FSC-klagomål.docx
@@ -1116,7 +1116,7 @@
     <w:r>
       <w:tab/>
       <w:tab/>
-      <w:t>2026-01-15</w:t>
+      <w:t>2026-01-16</w:t>
       <w:br/>
       <w:br/>
     </w:r>

--- a/klagomål/A 19530-2025 FSC-klagomål.docx
+++ b/klagomål/A 19530-2025 FSC-klagomål.docx
@@ -1116,7 +1116,7 @@
     <w:r>
       <w:tab/>
       <w:tab/>
-      <w:t>2026-01-16</w:t>
+      <w:t>2026-01-17</w:t>
       <w:br/>
       <w:br/>
     </w:r>

--- a/klagomål/A 19530-2025 FSC-klagomål.docx
+++ b/klagomål/A 19530-2025 FSC-klagomål.docx
@@ -1116,7 +1116,7 @@
     <w:r>
       <w:tab/>
       <w:tab/>
-      <w:t>2026-01-17</w:t>
+      <w:t>2026-01-18</w:t>
       <w:br/>
       <w:br/>
     </w:r>

--- a/klagomål/A 19530-2025 FSC-klagomål.docx
+++ b/klagomål/A 19530-2025 FSC-klagomål.docx
@@ -1116,7 +1116,7 @@
     <w:r>
       <w:tab/>
       <w:tab/>
-      <w:t>2026-01-18</w:t>
+      <w:t>2026-01-19</w:t>
       <w:br/>
       <w:br/>
     </w:r>

--- a/klagomål/A 19530-2025 FSC-klagomål.docx
+++ b/klagomål/A 19530-2025 FSC-klagomål.docx
@@ -1116,7 +1116,7 @@
     <w:r>
       <w:tab/>
       <w:tab/>
-      <w:t>2026-01-19</w:t>
+      <w:t>2026-01-20</w:t>
       <w:br/>
       <w:br/>
     </w:r>

--- a/klagomål/A 19530-2025 FSC-klagomål.docx
+++ b/klagomål/A 19530-2025 FSC-klagomål.docx
@@ -1116,7 +1116,7 @@
     <w:r>
       <w:tab/>
       <w:tab/>
-      <w:t>2026-01-20</w:t>
+      <w:t>2026-01-21</w:t>
       <w:br/>
       <w:br/>
     </w:r>

--- a/klagomål/A 19530-2025 FSC-klagomål.docx
+++ b/klagomål/A 19530-2025 FSC-klagomål.docx
@@ -1116,7 +1116,7 @@
     <w:r>
       <w:tab/>
       <w:tab/>
-      <w:t>2026-01-21</w:t>
+      <w:t>2026-01-23</w:t>
       <w:br/>
       <w:br/>
     </w:r>

--- a/klagomål/A 19530-2025 FSC-klagomål.docx
+++ b/klagomål/A 19530-2025 FSC-klagomål.docx
@@ -1116,7 +1116,7 @@
     <w:r>
       <w:tab/>
       <w:tab/>
-      <w:t>2026-01-23</w:t>
+      <w:t>2026-01-24</w:t>
       <w:br/>
       <w:br/>
     </w:r>

--- a/klagomål/A 19530-2025 FSC-klagomål.docx
+++ b/klagomål/A 19530-2025 FSC-klagomål.docx
@@ -1116,7 +1116,7 @@
     <w:r>
       <w:tab/>
       <w:tab/>
-      <w:t>2026-01-24</w:t>
+      <w:t>2026-01-25</w:t>
       <w:br/>
       <w:br/>
     </w:r>

--- a/klagomål/A 19530-2025 FSC-klagomål.docx
+++ b/klagomål/A 19530-2025 FSC-klagomål.docx
@@ -1116,7 +1116,7 @@
     <w:r>
       <w:tab/>
       <w:tab/>
-      <w:t>2026-01-25</w:t>
+      <w:t>2026-01-26</w:t>
       <w:br/>
       <w:br/>
     </w:r>

--- a/klagomål/A 19530-2025 FSC-klagomål.docx
+++ b/klagomål/A 19530-2025 FSC-klagomål.docx
@@ -1116,7 +1116,7 @@
     <w:r>
       <w:tab/>
       <w:tab/>
-      <w:t>2026-01-26</w:t>
+      <w:t>2026-01-27</w:t>
       <w:br/>
       <w:br/>
     </w:r>

--- a/klagomål/A 19530-2025 FSC-klagomål.docx
+++ b/klagomål/A 19530-2025 FSC-klagomål.docx
@@ -1116,7 +1116,7 @@
     <w:r>
       <w:tab/>
       <w:tab/>
-      <w:t>2026-01-27</w:t>
+      <w:t>2026-01-28</w:t>
       <w:br/>
       <w:br/>
     </w:r>

--- a/klagomål/A 19530-2025 FSC-klagomål.docx
+++ b/klagomål/A 19530-2025 FSC-klagomål.docx
@@ -1199,7 +1199,7 @@
     <w:r>
       <w:tab/>
       <w:tab/>
-      <w:t>2026-02-13</w:t>
+      <w:t>2026-02-17</w:t>
       <w:br/>
       <w:br/>
     </w:r>

--- a/klagomål/A 19530-2025 FSC-klagomål.docx
+++ b/klagomål/A 19530-2025 FSC-klagomål.docx
@@ -1199,7 +1199,7 @@
     <w:r>
       <w:tab/>
       <w:tab/>
-      <w:t>2026-02-17</w:t>
+      <w:t>2026-02-19</w:t>
       <w:br/>
       <w:br/>
     </w:r>

--- a/klagomål/A 19530-2025 FSC-klagomål.docx
+++ b/klagomål/A 19530-2025 FSC-klagomål.docx
@@ -1199,7 +1199,7 @@
     <w:r>
       <w:tab/>
       <w:tab/>
-      <w:t>2026-02-19</w:t>
+      <w:t>2026-02-20</w:t>
       <w:br/>
       <w:br/>
     </w:r>

--- a/klagomål/A 19530-2025 FSC-klagomål.docx
+++ b/klagomål/A 19530-2025 FSC-klagomål.docx
@@ -1199,7 +1199,7 @@
     <w:r>
       <w:tab/>
       <w:tab/>
-      <w:t>2026-02-20</w:t>
+      <w:t>2026-02-21</w:t>
       <w:br/>
       <w:br/>
     </w:r>

--- a/klagomål/A 19530-2025 FSC-klagomål.docx
+++ b/klagomål/A 19530-2025 FSC-klagomål.docx
@@ -1199,7 +1199,7 @@
     <w:r>
       <w:tab/>
       <w:tab/>
-      <w:t>2026-02-21</w:t>
+      <w:t>2026-02-22</w:t>
       <w:br/>
       <w:br/>
     </w:r>

--- a/klagomål/A 19530-2025 FSC-klagomål.docx
+++ b/klagomål/A 19530-2025 FSC-klagomål.docx
@@ -1199,7 +1199,7 @@
     <w:r>
       <w:tab/>
       <w:tab/>
-      <w:t>2026-02-22</w:t>
+      <w:t>2026-02-23</w:t>
       <w:br/>
       <w:br/>
     </w:r>

--- a/klagomål/A 19530-2025 FSC-klagomål.docx
+++ b/klagomål/A 19530-2025 FSC-klagomål.docx
@@ -1199,7 +1199,7 @@
     <w:r>
       <w:tab/>
       <w:tab/>
-      <w:t>2026-02-23</w:t>
+      <w:t>2026-02-24</w:t>
       <w:br/>
       <w:br/>
     </w:r>

--- a/klagomål/A 19530-2025 FSC-klagomål.docx
+++ b/klagomål/A 19530-2025 FSC-klagomål.docx
@@ -1199,7 +1199,7 @@
     <w:r>
       <w:tab/>
       <w:tab/>
-      <w:t>2026-02-24</w:t>
+      <w:t>2026-02-25</w:t>
       <w:br/>
       <w:br/>
     </w:r>

--- a/klagomål/A 19530-2025 FSC-klagomål.docx
+++ b/klagomål/A 19530-2025 FSC-klagomål.docx
@@ -1199,7 +1199,7 @@
     <w:r>
       <w:tab/>
       <w:tab/>
-      <w:t>2026-02-25</w:t>
+      <w:t>2026-02-26</w:t>
       <w:br/>
       <w:br/>
     </w:r>

--- a/klagomål/A 19530-2025 FSC-klagomål.docx
+++ b/klagomål/A 19530-2025 FSC-klagomål.docx
@@ -1199,7 +1199,7 @@
     <w:r>
       <w:tab/>
       <w:tab/>
-      <w:t>2026-02-26</w:t>
+      <w:t>2026-02-28</w:t>
       <w:br/>
       <w:br/>
     </w:r>

--- a/klagomål/A 19530-2025 FSC-klagomål.docx
+++ b/klagomål/A 19530-2025 FSC-klagomål.docx
@@ -1199,7 +1199,7 @@
     <w:r>
       <w:tab/>
       <w:tab/>
-      <w:t>2026-02-28</w:t>
+      <w:t>2026-03-01</w:t>
       <w:br/>
       <w:br/>
     </w:r>

--- a/klagomål/A 19530-2025 FSC-klagomål.docx
+++ b/klagomål/A 19530-2025 FSC-klagomål.docx
@@ -1199,7 +1199,7 @@
     <w:r>
       <w:tab/>
       <w:tab/>
-      <w:t>2026-03-01</w:t>
+      <w:t>2026-03-02</w:t>
       <w:br/>
       <w:br/>
     </w:r>

--- a/klagomål/A 19530-2025 FSC-klagomål.docx
+++ b/klagomål/A 19530-2025 FSC-klagomål.docx
@@ -1199,7 +1199,7 @@
     <w:r>
       <w:tab/>
       <w:tab/>
-      <w:t>2026-03-02</w:t>
+      <w:t>2026-03-03</w:t>
       <w:br/>
       <w:br/>
     </w:r>

--- a/klagomål/A 19530-2025 FSC-klagomål.docx
+++ b/klagomål/A 19530-2025 FSC-klagomål.docx
@@ -1199,7 +1199,7 @@
     <w:r>
       <w:tab/>
       <w:tab/>
-      <w:t>2026-03-03</w:t>
+      <w:t>2026-03-04</w:t>
       <w:br/>
       <w:br/>
     </w:r>

--- a/klagomål/A 19530-2025 FSC-klagomål.docx
+++ b/klagomål/A 19530-2025 FSC-klagomål.docx
@@ -1199,7 +1199,7 @@
     <w:r>
       <w:tab/>
       <w:tab/>
-      <w:t>2026-03-04</w:t>
+      <w:t>2026-03-05</w:t>
       <w:br/>
       <w:br/>
     </w:r>

--- a/klagomål/A 19530-2025 FSC-klagomål.docx
+++ b/klagomål/A 19530-2025 FSC-klagomål.docx
@@ -1199,7 +1199,7 @@
     <w:r>
       <w:tab/>
       <w:tab/>
-      <w:t>2026-03-05</w:t>
+      <w:t>2026-03-06</w:t>
       <w:br/>
       <w:br/>
     </w:r>

--- a/klagomål/A 19530-2025 FSC-klagomål.docx
+++ b/klagomål/A 19530-2025 FSC-klagomål.docx
@@ -1199,7 +1199,7 @@
     <w:r>
       <w:tab/>
       <w:tab/>
-      <w:t>2026-03-06</w:t>
+      <w:t>2026-03-07</w:t>
       <w:br/>
       <w:br/>
     </w:r>

--- a/klagomål/A 19530-2025 FSC-klagomål.docx
+++ b/klagomål/A 19530-2025 FSC-klagomål.docx
@@ -1199,7 +1199,7 @@
     <w:r>
       <w:tab/>
       <w:tab/>
-      <w:t>2026-03-07</w:t>
+      <w:t>2026-03-08</w:t>
       <w:br/>
       <w:br/>
     </w:r>

--- a/klagomål/A 19530-2025 FSC-klagomål.docx
+++ b/klagomål/A 19530-2025 FSC-klagomål.docx
@@ -1199,7 +1199,7 @@
     <w:r>
       <w:tab/>
       <w:tab/>
-      <w:t>2026-03-08</w:t>
+      <w:t>2026-03-09</w:t>
       <w:br/>
       <w:br/>
     </w:r>

--- a/klagomål/A 19530-2025 FSC-klagomål.docx
+++ b/klagomål/A 19530-2025 FSC-klagomål.docx
@@ -1199,7 +1199,7 @@
     <w:r>
       <w:tab/>
       <w:tab/>
-      <w:t>2026-03-09</w:t>
+      <w:t>2026-03-10</w:t>
       <w:br/>
       <w:br/>
     </w:r>

--- a/klagomål/A 19530-2025 FSC-klagomål.docx
+++ b/klagomål/A 19530-2025 FSC-klagomål.docx
@@ -310,7 +310,7 @@
         <w:t>9010 Taiga</w:t>
       </w:r>
       <w:r>
-        <w:t xml:space="preserve"> och prioriterad art i Skogsvårdslagen, är en mycket stationär fågel, som häckar i äldre, slutna och hänglavsrika barrskogar. Reviren är livslånga med hemområden som varierar mellan 50 och 150 ha. Inom ett revir av hög kvalitet finns det som regel ett eller flera kärnområden (1–20 ha) med relativt tät flerskiktad granskog. Arten missgynnas när flerskiktad skog omförs till enskiktade bestånd och även röjning och hård gallring är starkt negativt. Lavskrikan har relativt stora hemområden och försvinner när den äldre skogen fragmenteras, särskilt allvarligt är när kärnområdena avverkas. (Skogsstyrelsen 2016). Populationen har minskat med 20–40 % de senaste 30 åren. Arten försvinner successivt framför allt vid dess utbredningsgränser (SLU Artdatabanken, 2021).</w:t>
+        <w:t xml:space="preserve"> och prioriterad art i Skogsvårdslagen, är en mycket stationär fågel, som häckar i äldre, slutna och hänglavsrika barrskogar. Reviren är livslånga med hemområden som varierar mellan 50 och 150 ha. Inom ett revir av hög kvalitet finns det som regel ett eller flera kärnområden (1–20 ha) med relativt tät flerskiktad granskog. Arten missgynnas när flerskiktad skog omförs till enskiktade bestånd och även röjning och hård gallring är starkt negativt. Lavskrikan har relativt stora hemområden och försvinner när den äldre skogen fragmenteras, särskilt allvarligt är när kärnområdena avverkas. Arten försvinner successivt framför allt vid dess utbredningsgränser och populationen har minskat med 20–40 % de senaste 30 åren (SLU Artdatabanken, 2021; Skogsstyrelsen 2016).</w:t>
       </w:r>
     </w:p>
     <w:p>
@@ -321,7 +321,7 @@
         <w:t>Talltita (NT, §4)</w:t>
       </w:r>
       <w:r>
-        <w:t>, rödlistad som nära hotad och prioriterad art i Skogsvårdslagen har häckningsrevir i anmälan. Arten har minskat kraftigt de senaste 30 åren och minskningstakten innevarande 10-årsperiod beräknas till 20 (10–30) %. Talltitan är synnerligen trogen sitt cirka 15 hektar stora revir och är beroende av flerskiktade olikåldriga skogar för att kunna föda upp sina ungar. Talltitan försvinner om dess livsmiljö kalavverkas (Eggers &amp; Low (2014); Ekman (1979); Griesser et al (2007); Klein (2020); Siffczyk et al (2003); SLU Artdatabanken (2021).</w:t>
+        <w:t>, rödlistad som nära hotad och prioriterad art i Skogsvårdslagen, har häckningsrevir i anmälan. Arten har minskat kraftigt de senaste 30 åren och minskningstakten innevarande 10-årsperiod beräknas till 20 (10–30) %. Talltitan är synnerligen trogen sitt cirka 15 hektar stora revir och är beroende av flerskiktade olikåldriga skogar för att kunna föda upp sina ungar. Talltitan försvinner om dess livsmiljö kalavverkas (Eggers &amp; Low, 2014; Ekman, 1979; Griesser et al, 2007; Klein, 2020; Siffczyk et al, 2003; SLU Artdatabanken, 2021).</w:t>
       </w:r>
     </w:p>
     <w:p>
@@ -738,7 +738,7 @@
     </w:p>
     <w:p>
       <w:r>
-        <w:t xml:space="preserve">SLU Artdatabanken, 2021. </w:t>
+        <w:t xml:space="preserve">SLU Artdatabanken, 2022. </w:t>
       </w:r>
       <w:r>
         <w:rPr>
@@ -1199,7 +1199,7 @@
     <w:r>
       <w:tab/>
       <w:tab/>
-      <w:t>2026-03-10</w:t>
+      <w:t>2026-03-11</w:t>
       <w:br/>
       <w:br/>
     </w:r>

--- a/klagomål/A 19530-2025 FSC-klagomål.docx
+++ b/klagomål/A 19530-2025 FSC-klagomål.docx
@@ -1199,7 +1199,7 @@
     <w:r>
       <w:tab/>
       <w:tab/>
-      <w:t>2026-03-11</w:t>
+      <w:t>2026-03-12</w:t>
       <w:br/>
       <w:br/>
     </w:r>

--- a/klagomål/A 19530-2025 FSC-klagomål.docx
+++ b/klagomål/A 19530-2025 FSC-klagomål.docx
@@ -1199,7 +1199,7 @@
     <w:r>
       <w:tab/>
       <w:tab/>
-      <w:t>2026-03-12</w:t>
+      <w:t>2026-03-13</w:t>
       <w:br/>
       <w:br/>
     </w:r>

--- a/klagomål/A 19530-2025 FSC-klagomål.docx
+++ b/klagomål/A 19530-2025 FSC-klagomål.docx
@@ -1210,7 +1210,7 @@
     <w:r>
       <w:tab/>
       <w:tab/>
-      <w:t>2026-04-14</w:t>
+      <w:t>2026-04-15</w:t>
       <w:br/>
       <w:br/>
     </w:r>

--- a/klagomål/A 19530-2025 FSC-klagomål.docx
+++ b/klagomål/A 19530-2025 FSC-klagomål.docx
@@ -1210,7 +1210,7 @@
     <w:r>
       <w:tab/>
       <w:tab/>
-      <w:t>2026-04-15</w:t>
+      <w:t>2026-04-16</w:t>
       <w:br/>
       <w:br/>
     </w:r>

--- a/klagomål/A 19530-2025 FSC-klagomål.docx
+++ b/klagomål/A 19530-2025 FSC-klagomål.docx
@@ -1210,7 +1210,7 @@
     <w:r>
       <w:tab/>
       <w:tab/>
-      <w:t>2026-04-16</w:t>
+      <w:t>2026-04-17</w:t>
       <w:br/>
       <w:br/>
     </w:r>

--- a/klagomål/A 19530-2025 FSC-klagomål.docx
+++ b/klagomål/A 19530-2025 FSC-klagomål.docx
@@ -1210,7 +1210,7 @@
     <w:r>
       <w:tab/>
       <w:tab/>
-      <w:t>2026-04-17</w:t>
+      <w:t>2026-04-18</w:t>
       <w:br/>
       <w:br/>
     </w:r>

--- a/klagomål/A 19530-2025 FSC-klagomål.docx
+++ b/klagomål/A 19530-2025 FSC-klagomål.docx
@@ -1210,7 +1210,7 @@
     <w:r>
       <w:tab/>
       <w:tab/>
-      <w:t>2026-04-18</w:t>
+      <w:t>2026-04-19</w:t>
       <w:br/>
       <w:br/>
     </w:r>

--- a/klagomål/A 19530-2025 FSC-klagomål.docx
+++ b/klagomål/A 19530-2025 FSC-klagomål.docx
@@ -1210,7 +1210,7 @@
     <w:r>
       <w:tab/>
       <w:tab/>
-      <w:t>2026-04-19</w:t>
+      <w:t>2026-04-20</w:t>
       <w:br/>
       <w:br/>
     </w:r>

--- a/klagomål/A 19530-2025 FSC-klagomål.docx
+++ b/klagomål/A 19530-2025 FSC-klagomål.docx
@@ -1210,7 +1210,7 @@
     <w:r>
       <w:tab/>
       <w:tab/>
-      <w:t>2026-04-20</w:t>
+      <w:t>2026-04-21</w:t>
       <w:br/>
       <w:br/>
     </w:r>

--- a/klagomål/A 19530-2025 FSC-klagomål.docx
+++ b/klagomål/A 19530-2025 FSC-klagomål.docx
@@ -1210,7 +1210,7 @@
     <w:r>
       <w:tab/>
       <w:tab/>
-      <w:t>2026-04-21</w:t>
+      <w:t>2026-04-22</w:t>
       <w:br/>
       <w:br/>
     </w:r>

--- a/klagomål/A 19530-2025 FSC-klagomål.docx
+++ b/klagomål/A 19530-2025 FSC-klagomål.docx
@@ -1210,7 +1210,7 @@
     <w:r>
       <w:tab/>
       <w:tab/>
-      <w:t>2026-04-22</w:t>
+      <w:t>2026-04-23</w:t>
       <w:br/>
       <w:br/>
     </w:r>

--- a/klagomål/A 19530-2025 FSC-klagomål.docx
+++ b/klagomål/A 19530-2025 FSC-klagomål.docx
@@ -1210,7 +1210,7 @@
     <w:r>
       <w:tab/>
       <w:tab/>
-      <w:t>2026-04-23</w:t>
+      <w:t>2026-04-24</w:t>
       <w:br/>
       <w:br/>
     </w:r>

--- a/klagomål/A 19530-2025 FSC-klagomål.docx
+++ b/klagomål/A 19530-2025 FSC-klagomål.docx
@@ -1210,7 +1210,7 @@
     <w:r>
       <w:tab/>
       <w:tab/>
-      <w:t>2026-04-24</w:t>
+      <w:t>2026-04-25</w:t>
       <w:br/>
       <w:br/>
     </w:r>

--- a/klagomål/A 19530-2025 FSC-klagomål.docx
+++ b/klagomål/A 19530-2025 FSC-klagomål.docx
@@ -1210,7 +1210,7 @@
     <w:r>
       <w:tab/>
       <w:tab/>
-      <w:t>2026-04-25</w:t>
+      <w:t>2026-04-26</w:t>
       <w:br/>
       <w:br/>
     </w:r>

--- a/klagomål/A 19530-2025 FSC-klagomål.docx
+++ b/klagomål/A 19530-2025 FSC-klagomål.docx
@@ -1210,7 +1210,7 @@
     <w:r>
       <w:tab/>
       <w:tab/>
-      <w:t>2026-04-26</w:t>
+      <w:t>2026-04-27</w:t>
       <w:br/>
       <w:br/>
     </w:r>

--- a/klagomål/A 19530-2025 FSC-klagomål.docx
+++ b/klagomål/A 19530-2025 FSC-klagomål.docx
@@ -1210,7 +1210,7 @@
     <w:r>
       <w:tab/>
       <w:tab/>
-      <w:t>2026-04-27</w:t>
+      <w:t>2026-04-28</w:t>
       <w:br/>
       <w:br/>
     </w:r>

--- a/klagomål/A 19530-2025 FSC-klagomål.docx
+++ b/klagomål/A 19530-2025 FSC-klagomål.docx
@@ -1210,7 +1210,7 @@
     <w:r>
       <w:tab/>
       <w:tab/>
-      <w:t>2026-04-28</w:t>
+      <w:t>2026-04-29</w:t>
       <w:br/>
       <w:br/>
     </w:r>

--- a/klagomål/A 19530-2025 FSC-klagomål.docx
+++ b/klagomål/A 19530-2025 FSC-klagomål.docx
@@ -1210,7 +1210,7 @@
     <w:r>
       <w:tab/>
       <w:tab/>
-      <w:t>2026-04-29</w:t>
+      <w:t>2026-04-30</w:t>
       <w:br/>
       <w:br/>
     </w:r>

--- a/klagomål/A 19530-2025 FSC-klagomål.docx
+++ b/klagomål/A 19530-2025 FSC-klagomål.docx
@@ -1210,7 +1210,7 @@
     <w:r>
       <w:tab/>
       <w:tab/>
-      <w:t>2026-06-15</w:t>
+      <w:t>2026-06-16</w:t>
       <w:br/>
       <w:br/>
     </w:r>

--- a/klagomål/A 19530-2025 FSC-klagomål.docx
+++ b/klagomål/A 19530-2025 FSC-klagomål.docx
@@ -1210,7 +1210,7 @@
     <w:r>
       <w:tab/>
       <w:tab/>
-      <w:t>2026-06-16</w:t>
+      <w:t>2026-06-17</w:t>
       <w:br/>
       <w:br/>
     </w:r>

--- a/klagomål/A 19530-2025 FSC-klagomål.docx
+++ b/klagomål/A 19530-2025 FSC-klagomål.docx
@@ -1,6 +1,6 @@
 
 <file path=word/document.xml><?xml version="1.0" encoding="utf-8"?>
-<w:document xmlns:wpc="http://schemas.microsoft.com/office/word/2010/wordprocessingCanvas" xmlns:cx="http://schemas.microsoft.com/office/drawing/2014/chartex" xmlns:cx1="http://schemas.microsoft.com/office/drawing/2015/9/8/chartex" xmlns:cx2="http://schemas.microsoft.com/office/drawing/2015/10/21/chartex" xmlns:cx3="http://schemas.microsoft.com/office/drawing/2016/5/9/chartex" xmlns:cx4="http://schemas.microsoft.com/office/drawing/2016/5/10/chartex" xmlns:cx5="http://schemas.microsoft.com/office/drawing/2016/5/11/chartex" xmlns:cx6="http://schemas.microsoft.com/office/drawing/2016/5/12/chartex" xmlns:cx7="http://schemas.microsoft.com/office/drawing/2016/5/13/chartex" xmlns:cx8="http://schemas.microsoft.com/office/drawing/2016/5/14/chartex" xmlns:mc="http://schemas.openxmlformats.org/markup-compatibility/2006" xmlns:aink="http://schemas.microsoft.com/office/drawing/2016/ink" xmlns:am3d="http://schemas.microsoft.com/office/drawing/2017/model3d" xmlns:o="urn:schemas-microsoft-com:office:office" xmlns:oel="http://schemas.microsoft.com/office/2019/extlst" xmlns:r="http://schemas.openxmlformats.org/officeDocument/2006/relationships" xmlns:m="http://schemas.openxmlformats.org/officeDocument/2006/math" xmlns:v="urn:schemas-microsoft-com:vml" xmlns:wp14="http://schemas.microsoft.com/office/word/2010/wordprocessingDrawing" xmlns:wp="http://schemas.openxmlformats.org/drawingml/2006/wordprocessingDrawing" xmlns:w10="urn:schemas-microsoft-com:office:word" xmlns:w="http://schemas.openxmlformats.org/wordprocessingml/2006/main" xmlns:w14="http://schemas.microsoft.com/office/word/2010/wordml" xmlns:w15="http://schemas.microsoft.com/office/word/2012/wordml" xmlns:w16cex="http://schemas.microsoft.com/office/word/2018/wordml/cex" xmlns:w16cid="http://schemas.microsoft.com/office/word/2016/wordml/cid" xmlns:w16="http://schemas.microsoft.com/office/word/2018/wordml" xmlns:w16sdtdh="http://schemas.microsoft.com/office/word/2020/wordml/sdtdatahash" xmlns:w16se="http://schemas.microsoft.com/office/word/2015/wordml/symex" xmlns:wpg="http://schemas.microsoft.com/office/word/2010/wordprocessingGroup" xmlns:wpi="http://schemas.microsoft.com/office/word/2010/wordprocessingInk" xmlns:wne="http://schemas.microsoft.com/office/word/2006/wordml" xmlns:wps="http://schemas.microsoft.com/office/word/2010/wordprocessingShape" mc:Ignorable="w14 w15 w16se w16cid w16 w16cex w16sdtdh wp14">
+<w:document xmlns:wpc="http://schemas.microsoft.com/office/word/2010/wordprocessingCanvas" xmlns:cx="http://schemas.microsoft.com/office/drawing/2014/chartex" xmlns:cx1="http://schemas.microsoft.com/office/drawing/2015/9/8/chartex" xmlns:cx2="http://schemas.microsoft.com/office/drawing/2015/10/21/chartex" xmlns:cx3="http://schemas.microsoft.com/office/drawing/2016/5/9/chartex" xmlns:cx4="http://schemas.microsoft.com/office/drawing/2016/5/10/chartex" xmlns:cx5="http://schemas.microsoft.com/office/drawing/2016/5/11/chartex" xmlns:cx6="http://schemas.microsoft.com/office/drawing/2016/5/12/chartex" xmlns:cx7="http://schemas.microsoft.com/office/drawing/2016/5/13/chartex" xmlns:cx8="http://schemas.microsoft.com/office/drawing/2016/5/14/chartex" xmlns:mc="http://schemas.openxmlformats.org/markup-compatibility/2006" xmlns:aink="http://schemas.microsoft.com/office/drawing/2016/ink" xmlns:am3d="http://schemas.microsoft.com/office/drawing/2017/model3d" xmlns:o="urn:schemas-microsoft-com:office:office" xmlns:oel="http://schemas.microsoft.com/office/2019/extlst" xmlns:r="http://schemas.openxmlformats.org/officeDocument/2006/relationships" xmlns:m="http://schemas.openxmlformats.org/officeDocument/2006/math" xmlns:v="urn:schemas-microsoft-com:vml" xmlns:wp14="http://schemas.microsoft.com/office/word/2010/wordprocessingDrawing" xmlns:wp="http://schemas.openxmlformats.org/drawingml/2006/wordprocessingDrawing" xmlns:w10="urn:schemas-microsoft-com:office:word" xmlns:w="http://schemas.openxmlformats.org/wordprocessingml/2006/main" xmlns:w14="http://schemas.microsoft.com/office/word/2010/wordml" xmlns:w15="http://schemas.microsoft.com/office/word/2012/wordml" xmlns:w16cex="http://schemas.microsoft.com/office/word/2018/wordml/cex" xmlns:w16cid="http://schemas.microsoft.com/office/word/2016/wordml/cid" xmlns:w16="http://schemas.microsoft.com/office/word/2018/wordml" xmlns:w16du="http://schemas.microsoft.com/office/word/2023/wordml/word16du" xmlns:w16sdtdh="http://schemas.microsoft.com/office/word/2020/wordml/sdtdatahash" xmlns:w16sdtfl="http://schemas.microsoft.com/office/word/2024/wordml/sdtformatlock" xmlns:w16se="http://schemas.microsoft.com/office/word/2015/wordml/symex" xmlns:wpg="http://schemas.microsoft.com/office/word/2010/wordprocessingGroup" xmlns:wpi="http://schemas.microsoft.com/office/word/2010/wordprocessingInk" xmlns:wne="http://schemas.microsoft.com/office/word/2006/wordml" xmlns:wps="http://schemas.microsoft.com/office/word/2010/wordprocessingShape" mc:Ignorable="w14 w15 w16se w16cid w16 w16cex w16sdtdh w16sdtfl w16du wp14">
   <w:body>
     <w:p>
       <w:r>
@@ -168,7 +168,7 @@
     </w:p>
     <w:p>
       <w:r>
-        <w:t>Detta dokument behandlar höga naturvärden i avverkningsanmälan A 19530-2025 i Bergs kommun. Denna avverkningsanmälan inkom 2025-04-23 11:15:25 och omfattar 3,3 ha.</w:t>
+        <w:t>Detta dokument behandlar höga naturvärden i avverkningsanmälan A 19530-2025 i Bergs kommun som inkom 2025-04-23 och omfattar 3,3 ha.</w:t>
       </w:r>
     </w:p>
     <w:p>
@@ -191,12 +191,15 @@
     </w:p>
     <w:p>
       <w:r>
-        <w:t>I avverkningsanmälan har följande 5 naturvårdsarter hittats: kolflarnlav (NT), talltita (NT, §4), tretåig hackspett (NT, §4), skarp dropptaggsvamp (S) och lavskrika (§4). Av dessa är 3 rödlistade. För rödlistade arter har rödlistekategorin angivits inom parentes. Arter som är signalarter enligt Skogsstyrelsen har markerats med (S). För fridlysta arter anges även paragrafen i Artskyddsförordningen som arten är fridlyst enligt.</w:t>
+        <w:t>I avverkningsanmälan har följande 5 naturvårdsarter hittats: kolflarnlav (NT, T), lavskrika (NT, T, §4), skarp dropptaggsvamp (NT), talltita (NT, §4) och tretåig hackspett (NT, T, §4). Av dessa är 5 rödlistade. För rödlistade arter har rödlistekategorin angivits inom parentes. Typiska arter inom Natura 2000 som är kopplade till skogsekosystem har markerats med (T). För fridlysta arter anges även paragrafen i Artskyddsförordningen som arten är fridlyst enligt.</w:t>
       </w:r>
     </w:p>
     <w:p>
       <w:r>
-        <w:t>De påträffade naturvårdsarterna är ett tydligt kvitto på att detta rör sig om en skog med höga naturvärden. I Figur 1 visas en karta över det avverkningsanmälda området, där samtliga fyndplatser för naturvårdsarter som finns registrerade på Artportalen har markerats.</w:t>
+        <w:t>De påträffade naturvårdsarterna är ett tydligt kvitto på att det rör sig om en skog med höga naturvärden.</w:t>
+      </w:r>
+      <w:r>
+        <w:t xml:space="preserve"> I Figur 1 visas fyndplatser för naturvårdsarter i området, som finns registrerade på Artportalen.</w:t>
       </w:r>
     </w:p>
     <w:p>
@@ -206,7 +209,7 @@
       <w:r>
         <w:drawing>
           <wp:inline xmlns:a="http://schemas.openxmlformats.org/drawingml/2006/main" xmlns:pic="http://schemas.openxmlformats.org/drawingml/2006/picture">
-            <wp:extent cx="5486400" cy="4215546"/>
+            <wp:extent cx="5486400" cy="5537305"/>
             <wp:docPr id="1" name="Picture 1"/>
             <wp:cNvGraphicFramePr>
               <a:graphicFrameLocks noChangeAspect="1"/>
@@ -227,7 +230,7 @@
                   <pic:spPr>
                     <a:xfrm>
                       <a:off x="0" y="0"/>
-                      <a:ext cx="5486400" cy="4215546"/>
+                      <a:ext cx="5486400" cy="5537305"/>
                     </a:xfrm>
                     <a:prstGeom prst="rect"/>
                   </pic:spPr>
@@ -241,9 +244,110 @@
     <w:p>
       <w:pPr>
         <w:pStyle w:val="Caption"/>
+        <w:spacing w:after="240"/>
       </w:pPr>
       <w:r>
-        <w:t>Figur 1. Fyndplatser för naturvårdsarter i det avverkningsanmälda området (röd linje). Markörer utan svart kant är placerade på fyndplatsen. Markörer med svart kant är placerade vid sidan av fyndplatsen och har ett svart streck som visar fyndplatsens exakta position. Kartans mittpunktskoordinat är N 6950981, E 447995 i SWEREF 99 TM.</w:t>
+        <w:t>Figur 1. Fyndplatser för naturvårdsarter i avverkningsanmälan (röd linje). Markörer utan svart kant är placerade på fyndplatsen. Markörer med svart kant är placerade vid sidan av fyndplatsen och har ett svart streck som visar fyndplatsens exakta position. Kartans mittpunktskoordinat är N 6950981, E 447995 i SWEREF 99 TM.</w:t>
+      </w:r>
+    </w:p>
+    <w:p>
+      <w:pPr>
+        <w:pStyle w:val="Heading2"/>
+      </w:pPr>
+      <w:r>
+        <w:t>Fridlysta arter</w:t>
+      </w:r>
+    </w:p>
+    <w:p>
+      <w:r>
+        <w:t>Följande fridlysta arter har sina livsmiljöer och växtplatser i den avverkningsanmälda skogen: lavskrika (NT, T, §4), talltita (NT, §4) och tretåig hackspett (NT, T, §4).</w:t>
+      </w:r>
+    </w:p>
+    <w:p>
+      <w:r>
+        <w:t xml:space="preserve">Observera att medlemsländerna är skyldiga att agera i enlighet med EU:s fågeldirektiv där det uttryckligen står att direktivet gäller för fåglar samt för deras ägg, bon och </w:t>
+      </w:r>
+      <w:r>
+        <w:rPr>
+          <w:b/>
+        </w:rPr>
+        <w:t xml:space="preserve">livsmiljöer </w:t>
+      </w:r>
+      <w:r>
+        <w:t>(artikel 1). Vidare att de åtgärder som vidtas inte får leda till en försämring av den nuvarande situationen beträffande bevarandet av de fågelarter som avses i artikel 1 (artikel 13). Fågeldirektivet är styrande för tillsynsansvariga myndigheters ärendehantering, ställningstaganden och beslutsfattande.</w:t>
+      </w:r>
+    </w:p>
+    <w:p>
+      <w:r>
+        <w:rPr>
+          <w:b/>
+        </w:rPr>
+        <w:t>Lavskrika (NT, §4)</w:t>
+      </w:r>
+      <w:r>
+        <w:t xml:space="preserve"> är rödlistad som nära hotad och fridlyst enligt 4§ artskyddsförordningen. Den har minskat med 20 (10–30) % under de senaste 15 åren och minskningstakten bedöms vara nära gränsvärdet för sårbar (VU). Lavskrikan är en mycket stationär fågel, som häckar i äldre, slutna och hänglavsrika barrskogar. Nyckelfaktorer är flerskiktad skog med rik undervegetation samt riklig förekomst av hänglavar. Reviren är livslånga med hemområden som varierar mellan 50 och 150 ha. Inom ett revir av hög kvalitet finns det som regel ett eller flera kärnområden (1–20 ha) med relativt tät flerskiktad granskog. Arten missgynnas när flerskiktad skog omförs till enskiktade bestånd och även röjning och hård gallring är starkt negativt. Lavskrikan har relativt stora hemområden och försvinner när den äldre skogen fragmenteras, särskilt allvarligt är när kärnområdena avverkas. Den försvinner successivt framför allt vid dess utbredningsgränser och populationen har minskat kontinuerligt under 2000-talet. Lavskrika är typisk art för </w:t>
+      </w:r>
+      <w:r>
+        <w:rPr>
+          <w:i/>
+        </w:rPr>
+        <w:t>9010 Taiga</w:t>
+      </w:r>
+      <w:r>
+        <w:t xml:space="preserve"> (SLU Artdatabanken, 2026; Skogsstyrelsen 2016).</w:t>
+      </w:r>
+    </w:p>
+    <w:p>
+      <w:r>
+        <w:rPr>
+          <w:b/>
+        </w:rPr>
+        <w:t>Talltita (NT, §4)</w:t>
+      </w:r>
+      <w:r>
+        <w:t>, rödlistad som nära hotad och prioriterad art i Skogsvårdslagen, har häckningsrevir i anmälan. Arten har minskat kraftigt de senaste 30 åren och minskningstakten innevarande 10-årsperiod beräknas till 20 (10–30) %. Talltitan är synnerligen trogen sitt cirka 15 hektar stora revir och är beroende av flerskiktade olikåldriga skogar för att kunna föda upp sina ungar. Talltitan försvinner om dess livsmiljö kalavverkas (Eggers &amp; Low, 2014; Ekman, 1979; Griesser et al, 2007; Klein, 2020; Siffczyk et al, 2003; SLU Artdatabanken, 2021).</w:t>
+      </w:r>
+    </w:p>
+    <w:p>
+      <w:r>
+        <w:rPr>
+          <w:b/>
+        </w:rPr>
+        <w:t>Tretåig hackspett (NT, §4)</w:t>
+      </w:r>
+      <w:r>
+        <w:t xml:space="preserve"> är rödlistad som nära hotad och ingår i bilaga 1 i EU:s fågeldirektiv. Tretåig hackspett är för sin överlevnad beroende av kontinuerlig tillförsel av äldre döende och död ved, som sker genom naturliga självgallringsprocesser i äldre grannaturskogar och barrblandade naturskogar. Om en skog genom skogsbruk gallras eller glesas ur så upphör och uteblir i stort sett den naturliga självgallringsprocessen för mycket lång tid framöver vilket omöjliggör upprätthållandet av den kontinuerliga ekologiska funktionen i ett område. Det finns studier som visar att naturskogens självgallringsprocess som den tretåiga hackspetten är beroende av, inte kan ersättas med efterlämnad hänsyn i skogsbruket (Imbeau &amp; Desrochers, 2002). Storleken på häckningsreviret varierar med skogstypen, förekomsten av död ved och graden av fragmentering, men är i allmänhet i storleksordningen 25–100 hektar. Vintertid krävs ofta betydligt större områden och det finns studier som antyder att arten behöver minst 100 hektar äldre skog. I områden med låg bonitet kan det behövas över 200 hektar lämpligt habitat för att ett par ska kunna reproducera sig. Områden med dokumenterad permanent förekomst i naturskogsmiljöer har vanligen så stora naturvärden att skogsbruk är olämpligt. Tretåig hackspett är typisk art för </w:t>
+      </w:r>
+      <w:r>
+        <w:rPr>
+          <w:i/>
+        </w:rPr>
+        <w:t xml:space="preserve">9010 Taiga, 9740 Skogsbevuxen myr, 9030 Landhöjningsskog </w:t>
+      </w:r>
+      <w:r>
+        <w:t xml:space="preserve">och </w:t>
+      </w:r>
+      <w:r>
+        <w:rPr>
+          <w:i/>
+        </w:rPr>
+        <w:t>9040 Fjällbjörkskog</w:t>
+      </w:r>
+      <w:r>
+        <w:t xml:space="preserve"> (Skogsstyrelsen, 2016; SLU Artdatabanken, 2024).</w:t>
+      </w:r>
+    </w:p>
+    <w:p>
+      <w:r>
+        <w:t>I BILAGA 1 finns mer detaljerad information om ekologi samt krav på livsmiljö hos fridlysta arter.</w:t>
+      </w:r>
+    </w:p>
+    <w:p>
+      <w:pPr>
+        <w:pStyle w:val="Heading2"/>
+      </w:pPr>
+      <w:r>
+        <w:t>Övriga naturvårdsarter</w:t>
       </w:r>
     </w:p>
     <w:p>
@@ -282,98 +386,6 @@
         <w:pStyle w:val="Heading1"/>
       </w:pPr>
       <w:r>
-        <w:t>Fridlysta arter</w:t>
-      </w:r>
-    </w:p>
-    <w:p>
-      <w:r>
-        <w:t>Följande fridlysta arter har sina livsmiljöer och växtplatser i den avverkningsanmälda skogen: talltita (NT, §4), tretåig hackspett (NT, §4) och lavskrika (§4).</w:t>
-      </w:r>
-    </w:p>
-    <w:p>
-      <w:r>
-        <w:t xml:space="preserve">Observera att medlemsländerna är skyldiga att agera i enlighet med EU:s fågeldirektiv där det uttryckligen står att direktivet gäller för fåglar samt för deras ägg, bon och </w:t>
-      </w:r>
-      <w:r>
-        <w:rPr>
-          <w:b/>
-        </w:rPr>
-        <w:t xml:space="preserve">livsmiljöer </w:t>
-      </w:r>
-      <w:r>
-        <w:t>(artikel 1). Vidare att de åtgärder som vidtas inte får leda till en försämring av den nuvarande situationen beträffande bevarandet av de fågelarter som avses i artikel 1 (artikel 13). Fågeldirektivet är styrande för tillsynsansvariga myndigheters ärendehantering, ställningstaganden och beslutsfattande.</w:t>
-      </w:r>
-    </w:p>
-    <w:p>
-      <w:r>
-        <w:rPr>
-          <w:b/>
-        </w:rPr>
-        <w:t>Lavskrika (NT, §4)</w:t>
-      </w:r>
-      <w:r>
-        <w:t xml:space="preserve"> är rödlistad som nära hotad och fridlyst enligt 4§ artskyddsförordningen. Den har minskat med 20 (10–30) % under de senaste 15 åren och minskningstakten bedöms vara nära gränsvärdet för sårbar (VU). Lavskrikan är en mycket stationär fågel, som häckar i äldre, slutna och hänglavsrika barrskogar. Nyckelfaktorer är flerskiktad skog med rik undervegetation samt riklig förekomst av hänglavar. Reviren är livslånga med hemområden som varierar mellan 50 och 150 ha. Inom ett revir av hög kvalitet finns det som regel ett eller flera kärnområden (1–20 ha) med relativt tät flerskiktad granskog. Arten missgynnas när flerskiktad skog omförs till enskiktade bestånd och även röjning och hård gallring är starkt negativt. Lavskrikan har relativt stora hemområden och försvinner när den äldre skogen fragmenteras, särskilt allvarligt är när kärnområdena avverkas. Den försvinner successivt framför allt vid dess utbredningsgränser och populationen har minskat kontinuerligt under 2000-talet. Lavskrika är typisk art för </w:t>
-      </w:r>
-      <w:r>
-        <w:rPr>
-          <w:i/>
-        </w:rPr>
-        <w:t>9010 Taiga</w:t>
-      </w:r>
-      <w:r>
-        <w:t xml:space="preserve"> (SLU Artdatabanken, 2026; Skogsstyrelsen 2016).</w:t>
-      </w:r>
-    </w:p>
-    <w:p>
-      <w:r>
-        <w:rPr>
-          <w:b/>
-        </w:rPr>
-        <w:t>Talltita (NT, §4)</w:t>
-      </w:r>
-      <w:r>
-        <w:t>, rödlistad som nära hotad och prioriterad art i Skogsvårdslagen, har häckningsrevir i anmälan. Arten har minskat kraftigt de senaste 30 åren och minskningstakten innevarande 10-årsperiod beräknas till 20 (10–30) %. Talltitan är synnerligen trogen sitt cirka 15 hektar stora revir och är beroende av flerskiktade olikåldriga skogar för att kunna föda upp sina ungar. Talltitan försvinner om dess livsmiljö kalavverkas (Eggers &amp; Low, 2014; Ekman, 1979; Griesser et al, 2007; Klein, 2020; Siffczyk et al, 2003; SLU Artdatabanken, 2021).</w:t>
-      </w:r>
-    </w:p>
-    <w:p>
-      <w:r>
-        <w:rPr>
-          <w:b/>
-        </w:rPr>
-        <w:t>Tretåig hackspett (NT, §4)</w:t>
-      </w:r>
-      <w:r>
-        <w:t xml:space="preserve"> är rödlistad som nära hotad och ingår i bilaga 1 i EU:s fågeldirektiv. Tretåig hackspett är för sin överlevnad beroende av kontinuerlig tillförsel av äldre döende och död ved, som sker genom naturliga självgallringsprocesser i äldre grannaturskogar och barrblandade naturskogar. Om en skog genom skogsbruk gallras eller glesas ur så upphör och uteblir i stort sett den naturliga självgallringsprocessen för mycket lång tid framöver vilket omöjliggör upprätthållandet av den kontinuerliga ekologiska funktionen i ett område. Det finns studier som visar att naturskogens självgallringsprocess som den tretåiga hackspetten är beroende av, inte kan ersättas med efterlämnad hänsyn i skogsbruket (Imbeau &amp; Desrochers, 2002). Storleken på häckningsreviret varierar med skogstypen, förekomsten av död ved och graden av fragmentering, men är i allmänhet i storleksordningen 25–100 hektar. Vintertid krävs ofta betydligt större områden och det finns studier som antyder att arten behöver minst 100 hektar äldre skog. I områden med låg bonitet kan det behövas över 200 hektar lämpligt habitat för att ett par ska kunna reproducera sig. Områden med dokumenterad permanent förekomst i naturskogsmiljöer har vanligen så stora naturvärden att skogsbruk är olämpligt. Tretåig hackspett är typisk art för </w:t>
-      </w:r>
-      <w:r>
-        <w:rPr>
-          <w:i/>
-        </w:rPr>
-        <w:t xml:space="preserve">9010 Taiga, 9740 Skogsbevuxen myr, 9030 Landhöjningsskog </w:t>
-      </w:r>
-      <w:r>
-        <w:t xml:space="preserve">och </w:t>
-      </w:r>
-      <w:r>
-        <w:rPr>
-          <w:i/>
-        </w:rPr>
-        <w:t>9040 Fjällbjörkskog</w:t>
-      </w:r>
-      <w:r>
-        <w:t xml:space="preserve"> (Skogsstyrelsen, 2016; SLU Artdatabanken, 2024).</w:t>
-      </w:r>
-    </w:p>
-    <w:p>
-      <w:r>
-        <w:t>I BILAGA 1 finns mer detaljerad information om ekologi samt krav på livsmiljö hos fridlysta arter.</w:t>
-      </w:r>
-    </w:p>
-    <w:p>
-      <w:pPr>
-        <w:pStyle w:val="Heading1"/>
-      </w:pPr>
-      <w:r>
         <w:t>Certifiering</w:t>
       </w:r>
     </w:p>
@@ -475,7 +487,7 @@
         <w:rPr>
           <w:i/>
         </w:rPr>
-        <w:t>I det avverkningsanmälda skogsområdet har 5 naturvårdsarter varav 3 rödlistade arter sina livsmiljöer och växtplatser.</w:t>
+        <w:t>I det avverkningsanmälda skogsområdet har 5 naturvårdsarter varav 5 rödlistade arter sina livsmiljöer och växtplatser.</w:t>
       </w:r>
     </w:p>
     <w:p>
@@ -1100,7 +1112,7 @@
 </file>
 
 <file path=word/endnotes.xml><?xml version="1.0" encoding="utf-8"?>
-<w:endnotes xmlns:wpc="http://schemas.microsoft.com/office/word/2010/wordprocessingCanvas" xmlns:cx="http://schemas.microsoft.com/office/drawing/2014/chartex" xmlns:cx1="http://schemas.microsoft.com/office/drawing/2015/9/8/chartex" xmlns:cx2="http://schemas.microsoft.com/office/drawing/2015/10/21/chartex" xmlns:cx3="http://schemas.microsoft.com/office/drawing/2016/5/9/chartex" xmlns:cx4="http://schemas.microsoft.com/office/drawing/2016/5/10/chartex" xmlns:cx5="http://schemas.microsoft.com/office/drawing/2016/5/11/chartex" xmlns:cx6="http://schemas.microsoft.com/office/drawing/2016/5/12/chartex" xmlns:cx7="http://schemas.microsoft.com/office/drawing/2016/5/13/chartex" xmlns:cx8="http://schemas.microsoft.com/office/drawing/2016/5/14/chartex" xmlns:mc="http://schemas.openxmlformats.org/markup-compatibility/2006" xmlns:aink="http://schemas.microsoft.com/office/drawing/2016/ink" xmlns:am3d="http://schemas.microsoft.com/office/drawing/2017/model3d" xmlns:o="urn:schemas-microsoft-com:office:office" xmlns:oel="http://schemas.microsoft.com/office/2019/extlst" xmlns:r="http://schemas.openxmlformats.org/officeDocument/2006/relationships" xmlns:m="http://schemas.openxmlformats.org/officeDocument/2006/math" xmlns:v="urn:schemas-microsoft-com:vml" xmlns:wp14="http://schemas.microsoft.com/office/word/2010/wordprocessingDrawing" xmlns:wp="http://schemas.openxmlformats.org/drawingml/2006/wordprocessingDrawing" xmlns:w10="urn:schemas-microsoft-com:office:word" xmlns:w="http://schemas.openxmlformats.org/wordprocessingml/2006/main" xmlns:w14="http://schemas.microsoft.com/office/word/2010/wordml" xmlns:w15="http://schemas.microsoft.com/office/word/2012/wordml" xmlns:w16cex="http://schemas.microsoft.com/office/word/2018/wordml/cex" xmlns:w16cid="http://schemas.microsoft.com/office/word/2016/wordml/cid" xmlns:w16="http://schemas.microsoft.com/office/word/2018/wordml" xmlns:w16sdtdh="http://schemas.microsoft.com/office/word/2020/wordml/sdtdatahash" xmlns:w16se="http://schemas.microsoft.com/office/word/2015/wordml/symex" xmlns:wpg="http://schemas.microsoft.com/office/word/2010/wordprocessingGroup" xmlns:wpi="http://schemas.microsoft.com/office/word/2010/wordprocessingInk" xmlns:wne="http://schemas.microsoft.com/office/word/2006/wordml" xmlns:wps="http://schemas.microsoft.com/office/word/2010/wordprocessingShape" mc:Ignorable="w14 w15 w16se w16cid w16 w16cex w16sdtdh wp14">
+<w:endnotes xmlns:wpc="http://schemas.microsoft.com/office/word/2010/wordprocessingCanvas" xmlns:cx="http://schemas.microsoft.com/office/drawing/2014/chartex" xmlns:cx1="http://schemas.microsoft.com/office/drawing/2015/9/8/chartex" xmlns:cx2="http://schemas.microsoft.com/office/drawing/2015/10/21/chartex" xmlns:cx3="http://schemas.microsoft.com/office/drawing/2016/5/9/chartex" xmlns:cx4="http://schemas.microsoft.com/office/drawing/2016/5/10/chartex" xmlns:cx5="http://schemas.microsoft.com/office/drawing/2016/5/11/chartex" xmlns:cx6="http://schemas.microsoft.com/office/drawing/2016/5/12/chartex" xmlns:cx7="http://schemas.microsoft.com/office/drawing/2016/5/13/chartex" xmlns:cx8="http://schemas.microsoft.com/office/drawing/2016/5/14/chartex" xmlns:mc="http://schemas.openxmlformats.org/markup-compatibility/2006" xmlns:aink="http://schemas.microsoft.com/office/drawing/2016/ink" xmlns:am3d="http://schemas.microsoft.com/office/drawing/2017/model3d" xmlns:o="urn:schemas-microsoft-com:office:office" xmlns:oel="http://schemas.microsoft.com/office/2019/extlst" xmlns:r="http://schemas.openxmlformats.org/officeDocument/2006/relationships" xmlns:m="http://schemas.openxmlformats.org/officeDocument/2006/math" xmlns:v="urn:schemas-microsoft-com:vml" xmlns:wp14="http://schemas.microsoft.com/office/word/2010/wordprocessingDrawing" xmlns:wp="http://schemas.openxmlformats.org/drawingml/2006/wordprocessingDrawing" xmlns:w10="urn:schemas-microsoft-com:office:word" xmlns:w="http://schemas.openxmlformats.org/wordprocessingml/2006/main" xmlns:w14="http://schemas.microsoft.com/office/word/2010/wordml" xmlns:w15="http://schemas.microsoft.com/office/word/2012/wordml" xmlns:w16cex="http://schemas.microsoft.com/office/word/2018/wordml/cex" xmlns:w16cid="http://schemas.microsoft.com/office/word/2016/wordml/cid" xmlns:w16="http://schemas.microsoft.com/office/word/2018/wordml" xmlns:w16du="http://schemas.microsoft.com/office/word/2023/wordml/word16du" xmlns:w16sdtdh="http://schemas.microsoft.com/office/word/2020/wordml/sdtdatahash" xmlns:w16sdtfl="http://schemas.microsoft.com/office/word/2024/wordml/sdtformatlock" xmlns:w16se="http://schemas.microsoft.com/office/word/2015/wordml/symex" xmlns:wpg="http://schemas.microsoft.com/office/word/2010/wordprocessingGroup" xmlns:wpi="http://schemas.microsoft.com/office/word/2010/wordprocessingInk" xmlns:wne="http://schemas.microsoft.com/office/word/2006/wordml" xmlns:wps="http://schemas.microsoft.com/office/word/2010/wordprocessingShape" mc:Ignorable="w14 w15 w16se w16cid w16 w16cex w16sdtdh w16sdtfl w16du wp14">
   <w:endnote w:type="separator" w:id="-1">
     <w:p>
       <w:pPr>
@@ -1125,7 +1137,7 @@
 </file>
 
 <file path=word/footer1.xml><?xml version="1.0" encoding="utf-8"?>
-<w:ftr xmlns:wpc="http://schemas.microsoft.com/office/word/2010/wordprocessingCanvas" xmlns:cx="http://schemas.microsoft.com/office/drawing/2014/chartex" xmlns:cx1="http://schemas.microsoft.com/office/drawing/2015/9/8/chartex" xmlns:cx2="http://schemas.microsoft.com/office/drawing/2015/10/21/chartex" xmlns:cx3="http://schemas.microsoft.com/office/drawing/2016/5/9/chartex" xmlns:cx4="http://schemas.microsoft.com/office/drawing/2016/5/10/chartex" xmlns:cx5="http://schemas.microsoft.com/office/drawing/2016/5/11/chartex" xmlns:cx6="http://schemas.microsoft.com/office/drawing/2016/5/12/chartex" xmlns:cx7="http://schemas.microsoft.com/office/drawing/2016/5/13/chartex" xmlns:cx8="http://schemas.microsoft.com/office/drawing/2016/5/14/chartex" xmlns:mc="http://schemas.openxmlformats.org/markup-compatibility/2006" xmlns:aink="http://schemas.microsoft.com/office/drawing/2016/ink" xmlns:am3d="http://schemas.microsoft.com/office/drawing/2017/model3d" xmlns:o="urn:schemas-microsoft-com:office:office" xmlns:oel="http://schemas.microsoft.com/office/2019/extlst" xmlns:r="http://schemas.openxmlformats.org/officeDocument/2006/relationships" xmlns:m="http://schemas.openxmlformats.org/officeDocument/2006/math" xmlns:v="urn:schemas-microsoft-com:vml" xmlns:wp14="http://schemas.microsoft.com/office/word/2010/wordprocessingDrawing" xmlns:wp="http://schemas.openxmlformats.org/drawingml/2006/wordprocessingDrawing" xmlns:w10="urn:schemas-microsoft-com:office:word" xmlns:w="http://schemas.openxmlformats.org/wordprocessingml/2006/main" xmlns:w14="http://schemas.microsoft.com/office/word/2010/wordml" xmlns:w15="http://schemas.microsoft.com/office/word/2012/wordml" xmlns:w16cex="http://schemas.microsoft.com/office/word/2018/wordml/cex" xmlns:w16cid="http://schemas.microsoft.com/office/word/2016/wordml/cid" xmlns:w16="http://schemas.microsoft.com/office/word/2018/wordml" xmlns:w16sdtdh="http://schemas.microsoft.com/office/word/2020/wordml/sdtdatahash" xmlns:w16se="http://schemas.microsoft.com/office/word/2015/wordml/symex" xmlns:wpg="http://schemas.microsoft.com/office/word/2010/wordprocessingGroup" xmlns:wpi="http://schemas.microsoft.com/office/word/2010/wordprocessingInk" xmlns:wne="http://schemas.microsoft.com/office/word/2006/wordml" xmlns:wps="http://schemas.microsoft.com/office/word/2010/wordprocessingShape" mc:Ignorable="w14 w15 w16se w16cid w16 w16cex w16sdtdh wp14">
+<w:ftr xmlns:wpc="http://schemas.microsoft.com/office/word/2010/wordprocessingCanvas" xmlns:cx="http://schemas.microsoft.com/office/drawing/2014/chartex" xmlns:cx1="http://schemas.microsoft.com/office/drawing/2015/9/8/chartex" xmlns:cx2="http://schemas.microsoft.com/office/drawing/2015/10/21/chartex" xmlns:cx3="http://schemas.microsoft.com/office/drawing/2016/5/9/chartex" xmlns:cx4="http://schemas.microsoft.com/office/drawing/2016/5/10/chartex" xmlns:cx5="http://schemas.microsoft.com/office/drawing/2016/5/11/chartex" xmlns:cx6="http://schemas.microsoft.com/office/drawing/2016/5/12/chartex" xmlns:cx7="http://schemas.microsoft.com/office/drawing/2016/5/13/chartex" xmlns:cx8="http://schemas.microsoft.com/office/drawing/2016/5/14/chartex" xmlns:mc="http://schemas.openxmlformats.org/markup-compatibility/2006" xmlns:aink="http://schemas.microsoft.com/office/drawing/2016/ink" xmlns:am3d="http://schemas.microsoft.com/office/drawing/2017/model3d" xmlns:o="urn:schemas-microsoft-com:office:office" xmlns:oel="http://schemas.microsoft.com/office/2019/extlst" xmlns:r="http://schemas.openxmlformats.org/officeDocument/2006/relationships" xmlns:m="http://schemas.openxmlformats.org/officeDocument/2006/math" xmlns:v="urn:schemas-microsoft-com:vml" xmlns:wp14="http://schemas.microsoft.com/office/word/2010/wordprocessingDrawing" xmlns:wp="http://schemas.openxmlformats.org/drawingml/2006/wordprocessingDrawing" xmlns:w10="urn:schemas-microsoft-com:office:word" xmlns:w="http://schemas.openxmlformats.org/wordprocessingml/2006/main" xmlns:w14="http://schemas.microsoft.com/office/word/2010/wordml" xmlns:w15="http://schemas.microsoft.com/office/word/2012/wordml" xmlns:w16cex="http://schemas.microsoft.com/office/word/2018/wordml/cex" xmlns:w16cid="http://schemas.microsoft.com/office/word/2016/wordml/cid" xmlns:w16="http://schemas.microsoft.com/office/word/2018/wordml" xmlns:w16du="http://schemas.microsoft.com/office/word/2023/wordml/word16du" xmlns:w16sdtdh="http://schemas.microsoft.com/office/word/2020/wordml/sdtdatahash" xmlns:w16sdtfl="http://schemas.microsoft.com/office/word/2024/wordml/sdtformatlock" xmlns:w16se="http://schemas.microsoft.com/office/word/2015/wordml/symex" xmlns:wpg="http://schemas.microsoft.com/office/word/2010/wordprocessingGroup" xmlns:wpi="http://schemas.microsoft.com/office/word/2010/wordprocessingInk" xmlns:wne="http://schemas.microsoft.com/office/word/2006/wordml" xmlns:wps="http://schemas.microsoft.com/office/word/2010/wordprocessingShape" mc:Ignorable="w14 w15 w16se w16cid w16 w16cex w16sdtdh w16sdtfl w16du wp14">
   <w:p>
     <w:pPr>
       <w:pStyle w:val="Footer"/>
@@ -1135,7 +1147,7 @@
 </file>
 
 <file path=word/footer2.xml><?xml version="1.0" encoding="utf-8"?>
-<w:ftr xmlns:wpc="http://schemas.microsoft.com/office/word/2010/wordprocessingCanvas" xmlns:cx="http://schemas.microsoft.com/office/drawing/2014/chartex" xmlns:cx1="http://schemas.microsoft.com/office/drawing/2015/9/8/chartex" xmlns:cx2="http://schemas.microsoft.com/office/drawing/2015/10/21/chartex" xmlns:cx3="http://schemas.microsoft.com/office/drawing/2016/5/9/chartex" xmlns:cx4="http://schemas.microsoft.com/office/drawing/2016/5/10/chartex" xmlns:cx5="http://schemas.microsoft.com/office/drawing/2016/5/11/chartex" xmlns:cx6="http://schemas.microsoft.com/office/drawing/2016/5/12/chartex" xmlns:cx7="http://schemas.microsoft.com/office/drawing/2016/5/13/chartex" xmlns:cx8="http://schemas.microsoft.com/office/drawing/2016/5/14/chartex" xmlns:mc="http://schemas.openxmlformats.org/markup-compatibility/2006" xmlns:aink="http://schemas.microsoft.com/office/drawing/2016/ink" xmlns:am3d="http://schemas.microsoft.com/office/drawing/2017/model3d" xmlns:o="urn:schemas-microsoft-com:office:office" xmlns:oel="http://schemas.microsoft.com/office/2019/extlst" xmlns:r="http://schemas.openxmlformats.org/officeDocument/2006/relationships" xmlns:m="http://schemas.openxmlformats.org/officeDocument/2006/math" xmlns:v="urn:schemas-microsoft-com:vml" xmlns:wp14="http://schemas.microsoft.com/office/word/2010/wordprocessingDrawing" xmlns:wp="http://schemas.openxmlformats.org/drawingml/2006/wordprocessingDrawing" xmlns:w10="urn:schemas-microsoft-com:office:word" xmlns:w="http://schemas.openxmlformats.org/wordprocessingml/2006/main" xmlns:w14="http://schemas.microsoft.com/office/word/2010/wordml" xmlns:w15="http://schemas.microsoft.com/office/word/2012/wordml" xmlns:w16cex="http://schemas.microsoft.com/office/word/2018/wordml/cex" xmlns:w16cid="http://schemas.microsoft.com/office/word/2016/wordml/cid" xmlns:w16="http://schemas.microsoft.com/office/word/2018/wordml" xmlns:w16sdtdh="http://schemas.microsoft.com/office/word/2020/wordml/sdtdatahash" xmlns:w16se="http://schemas.microsoft.com/office/word/2015/wordml/symex" xmlns:wpg="http://schemas.microsoft.com/office/word/2010/wordprocessingGroup" xmlns:wpi="http://schemas.microsoft.com/office/word/2010/wordprocessingInk" xmlns:wne="http://schemas.microsoft.com/office/word/2006/wordml" xmlns:wps="http://schemas.microsoft.com/office/word/2010/wordprocessingShape" mc:Ignorable="w14 w15 w16se w16cid w16 w16cex w16sdtdh wp14">
+<w:ftr xmlns:wpc="http://schemas.microsoft.com/office/word/2010/wordprocessingCanvas" xmlns:cx="http://schemas.microsoft.com/office/drawing/2014/chartex" xmlns:cx1="http://schemas.microsoft.com/office/drawing/2015/9/8/chartex" xmlns:cx2="http://schemas.microsoft.com/office/drawing/2015/10/21/chartex" xmlns:cx3="http://schemas.microsoft.com/office/drawing/2016/5/9/chartex" xmlns:cx4="http://schemas.microsoft.com/office/drawing/2016/5/10/chartex" xmlns:cx5="http://schemas.microsoft.com/office/drawing/2016/5/11/chartex" xmlns:cx6="http://schemas.microsoft.com/office/drawing/2016/5/12/chartex" xmlns:cx7="http://schemas.microsoft.com/office/drawing/2016/5/13/chartex" xmlns:cx8="http://schemas.microsoft.com/office/drawing/2016/5/14/chartex" xmlns:mc="http://schemas.openxmlformats.org/markup-compatibility/2006" xmlns:aink="http://schemas.microsoft.com/office/drawing/2016/ink" xmlns:am3d="http://schemas.microsoft.com/office/drawing/2017/model3d" xmlns:o="urn:schemas-microsoft-com:office:office" xmlns:oel="http://schemas.microsoft.com/office/2019/extlst" xmlns:r="http://schemas.openxmlformats.org/officeDocument/2006/relationships" xmlns:m="http://schemas.openxmlformats.org/officeDocument/2006/math" xmlns:v="urn:schemas-microsoft-com:vml" xmlns:wp14="http://schemas.microsoft.com/office/word/2010/wordprocessingDrawing" xmlns:wp="http://schemas.openxmlformats.org/drawingml/2006/wordprocessingDrawing" xmlns:w10="urn:schemas-microsoft-com:office:word" xmlns:w="http://schemas.openxmlformats.org/wordprocessingml/2006/main" xmlns:w14="http://schemas.microsoft.com/office/word/2010/wordml" xmlns:w15="http://schemas.microsoft.com/office/word/2012/wordml" xmlns:w16cex="http://schemas.microsoft.com/office/word/2018/wordml/cex" xmlns:w16cid="http://schemas.microsoft.com/office/word/2016/wordml/cid" xmlns:w16="http://schemas.microsoft.com/office/word/2018/wordml" xmlns:w16du="http://schemas.microsoft.com/office/word/2023/wordml/word16du" xmlns:w16sdtdh="http://schemas.microsoft.com/office/word/2020/wordml/sdtdatahash" xmlns:w16sdtfl="http://schemas.microsoft.com/office/word/2024/wordml/sdtformatlock" xmlns:w16se="http://schemas.microsoft.com/office/word/2015/wordml/symex" xmlns:wpg="http://schemas.microsoft.com/office/word/2010/wordprocessingGroup" xmlns:wpi="http://schemas.microsoft.com/office/word/2010/wordprocessingInk" xmlns:wne="http://schemas.microsoft.com/office/word/2006/wordml" xmlns:wps="http://schemas.microsoft.com/office/word/2010/wordprocessingShape" mc:Ignorable="w14 w15 w16se w16cid w16 w16cex w16sdtdh w16sdtfl w16du wp14">
   <w:p>
     <w:pPr>
       <w:pStyle w:val="Footer"/>
@@ -1145,7 +1157,7 @@
 </file>
 
 <file path=word/footer3.xml><?xml version="1.0" encoding="utf-8"?>
-<w:ftr xmlns:wpc="http://schemas.microsoft.com/office/word/2010/wordprocessingCanvas" xmlns:cx="http://schemas.microsoft.com/office/drawing/2014/chartex" xmlns:cx1="http://schemas.microsoft.com/office/drawing/2015/9/8/chartex" xmlns:cx2="http://schemas.microsoft.com/office/drawing/2015/10/21/chartex" xmlns:cx3="http://schemas.microsoft.com/office/drawing/2016/5/9/chartex" xmlns:cx4="http://schemas.microsoft.com/office/drawing/2016/5/10/chartex" xmlns:cx5="http://schemas.microsoft.com/office/drawing/2016/5/11/chartex" xmlns:cx6="http://schemas.microsoft.com/office/drawing/2016/5/12/chartex" xmlns:cx7="http://schemas.microsoft.com/office/drawing/2016/5/13/chartex" xmlns:cx8="http://schemas.microsoft.com/office/drawing/2016/5/14/chartex" xmlns:mc="http://schemas.openxmlformats.org/markup-compatibility/2006" xmlns:aink="http://schemas.microsoft.com/office/drawing/2016/ink" xmlns:am3d="http://schemas.microsoft.com/office/drawing/2017/model3d" xmlns:o="urn:schemas-microsoft-com:office:office" xmlns:oel="http://schemas.microsoft.com/office/2019/extlst" xmlns:r="http://schemas.openxmlformats.org/officeDocument/2006/relationships" xmlns:m="http://schemas.openxmlformats.org/officeDocument/2006/math" xmlns:v="urn:schemas-microsoft-com:vml" xmlns:wp14="http://schemas.microsoft.com/office/word/2010/wordprocessingDrawing" xmlns:wp="http://schemas.openxmlformats.org/drawingml/2006/wordprocessingDrawing" xmlns:w10="urn:schemas-microsoft-com:office:word" xmlns:w="http://schemas.openxmlformats.org/wordprocessingml/2006/main" xmlns:w14="http://schemas.microsoft.com/office/word/2010/wordml" xmlns:w15="http://schemas.microsoft.com/office/word/2012/wordml" xmlns:w16cex="http://schemas.microsoft.com/office/word/2018/wordml/cex" xmlns:w16cid="http://schemas.microsoft.com/office/word/2016/wordml/cid" xmlns:w16="http://schemas.microsoft.com/office/word/2018/wordml" xmlns:w16sdtdh="http://schemas.microsoft.com/office/word/2020/wordml/sdtdatahash" xmlns:w16se="http://schemas.microsoft.com/office/word/2015/wordml/symex" xmlns:wpg="http://schemas.microsoft.com/office/word/2010/wordprocessingGroup" xmlns:wpi="http://schemas.microsoft.com/office/word/2010/wordprocessingInk" xmlns:wne="http://schemas.microsoft.com/office/word/2006/wordml" xmlns:wps="http://schemas.microsoft.com/office/word/2010/wordprocessingShape" mc:Ignorable="w14 w15 w16se w16cid w16 w16cex w16sdtdh wp14">
+<w:ftr xmlns:wpc="http://schemas.microsoft.com/office/word/2010/wordprocessingCanvas" xmlns:cx="http://schemas.microsoft.com/office/drawing/2014/chartex" xmlns:cx1="http://schemas.microsoft.com/office/drawing/2015/9/8/chartex" xmlns:cx2="http://schemas.microsoft.com/office/drawing/2015/10/21/chartex" xmlns:cx3="http://schemas.microsoft.com/office/drawing/2016/5/9/chartex" xmlns:cx4="http://schemas.microsoft.com/office/drawing/2016/5/10/chartex" xmlns:cx5="http://schemas.microsoft.com/office/drawing/2016/5/11/chartex" xmlns:cx6="http://schemas.microsoft.com/office/drawing/2016/5/12/chartex" xmlns:cx7="http://schemas.microsoft.com/office/drawing/2016/5/13/chartex" xmlns:cx8="http://schemas.microsoft.com/office/drawing/2016/5/14/chartex" xmlns:mc="http://schemas.openxmlformats.org/markup-compatibility/2006" xmlns:aink="http://schemas.microsoft.com/office/drawing/2016/ink" xmlns:am3d="http://schemas.microsoft.com/office/drawing/2017/model3d" xmlns:o="urn:schemas-microsoft-com:office:office" xmlns:oel="http://schemas.microsoft.com/office/2019/extlst" xmlns:r="http://schemas.openxmlformats.org/officeDocument/2006/relationships" xmlns:m="http://schemas.openxmlformats.org/officeDocument/2006/math" xmlns:v="urn:schemas-microsoft-com:vml" xmlns:wp14="http://schemas.microsoft.com/office/word/2010/wordprocessingDrawing" xmlns:wp="http://schemas.openxmlformats.org/drawingml/2006/wordprocessingDrawing" xmlns:w10="urn:schemas-microsoft-com:office:word" xmlns:w="http://schemas.openxmlformats.org/wordprocessingml/2006/main" xmlns:w14="http://schemas.microsoft.com/office/word/2010/wordml" xmlns:w15="http://schemas.microsoft.com/office/word/2012/wordml" xmlns:w16cex="http://schemas.microsoft.com/office/word/2018/wordml/cex" xmlns:w16cid="http://schemas.microsoft.com/office/word/2016/wordml/cid" xmlns:w16="http://schemas.microsoft.com/office/word/2018/wordml" xmlns:w16du="http://schemas.microsoft.com/office/word/2023/wordml/word16du" xmlns:w16sdtdh="http://schemas.microsoft.com/office/word/2020/wordml/sdtdatahash" xmlns:w16sdtfl="http://schemas.microsoft.com/office/word/2024/wordml/sdtformatlock" xmlns:w16se="http://schemas.microsoft.com/office/word/2015/wordml/symex" xmlns:wpg="http://schemas.microsoft.com/office/word/2010/wordprocessingGroup" xmlns:wpi="http://schemas.microsoft.com/office/word/2010/wordprocessingInk" xmlns:wne="http://schemas.microsoft.com/office/word/2006/wordml" xmlns:wps="http://schemas.microsoft.com/office/word/2010/wordprocessingShape" mc:Ignorable="w14 w15 w16se w16cid w16 w16cex w16sdtdh w16sdtfl w16du wp14">
   <w:p>
     <w:pPr>
       <w:pStyle w:val="Footer"/>
@@ -1155,7 +1167,7 @@
 </file>
 
 <file path=word/footnotes.xml><?xml version="1.0" encoding="utf-8"?>
-<w:footnotes xmlns:wpc="http://schemas.microsoft.com/office/word/2010/wordprocessingCanvas" xmlns:cx="http://schemas.microsoft.com/office/drawing/2014/chartex" xmlns:cx1="http://schemas.microsoft.com/office/drawing/2015/9/8/chartex" xmlns:cx2="http://schemas.microsoft.com/office/drawing/2015/10/21/chartex" xmlns:cx3="http://schemas.microsoft.com/office/drawing/2016/5/9/chartex" xmlns:cx4="http://schemas.microsoft.com/office/drawing/2016/5/10/chartex" xmlns:cx5="http://schemas.microsoft.com/office/drawing/2016/5/11/chartex" xmlns:cx6="http://schemas.microsoft.com/office/drawing/2016/5/12/chartex" xmlns:cx7="http://schemas.microsoft.com/office/drawing/2016/5/13/chartex" xmlns:cx8="http://schemas.microsoft.com/office/drawing/2016/5/14/chartex" xmlns:mc="http://schemas.openxmlformats.org/markup-compatibility/2006" xmlns:aink="http://schemas.microsoft.com/office/drawing/2016/ink" xmlns:am3d="http://schemas.microsoft.com/office/drawing/2017/model3d" xmlns:o="urn:schemas-microsoft-com:office:office" xmlns:oel="http://schemas.microsoft.com/office/2019/extlst" xmlns:r="http://schemas.openxmlformats.org/officeDocument/2006/relationships" xmlns:m="http://schemas.openxmlformats.org/officeDocument/2006/math" xmlns:v="urn:schemas-microsoft-com:vml" xmlns:wp14="http://schemas.microsoft.com/office/word/2010/wordprocessingDrawing" xmlns:wp="http://schemas.openxmlformats.org/drawingml/2006/wordprocessingDrawing" xmlns:w10="urn:schemas-microsoft-com:office:word" xmlns:w="http://schemas.openxmlformats.org/wordprocessingml/2006/main" xmlns:w14="http://schemas.microsoft.com/office/word/2010/wordml" xmlns:w15="http://schemas.microsoft.com/office/word/2012/wordml" xmlns:w16cex="http://schemas.microsoft.com/office/word/2018/wordml/cex" xmlns:w16cid="http://schemas.microsoft.com/office/word/2016/wordml/cid" xmlns:w16="http://schemas.microsoft.com/office/word/2018/wordml" xmlns:w16sdtdh="http://schemas.microsoft.com/office/word/2020/wordml/sdtdatahash" xmlns:w16se="http://schemas.microsoft.com/office/word/2015/wordml/symex" xmlns:wpg="http://schemas.microsoft.com/office/word/2010/wordprocessingGroup" xmlns:wpi="http://schemas.microsoft.com/office/word/2010/wordprocessingInk" xmlns:wne="http://schemas.microsoft.com/office/word/2006/wordml" xmlns:wps="http://schemas.microsoft.com/office/word/2010/wordprocessingShape" mc:Ignorable="w14 w15 w16se w16cid w16 w16cex w16sdtdh wp14">
+<w:footnotes xmlns:wpc="http://schemas.microsoft.com/office/word/2010/wordprocessingCanvas" xmlns:cx="http://schemas.microsoft.com/office/drawing/2014/chartex" xmlns:cx1="http://schemas.microsoft.com/office/drawing/2015/9/8/chartex" xmlns:cx2="http://schemas.microsoft.com/office/drawing/2015/10/21/chartex" xmlns:cx3="http://schemas.microsoft.com/office/drawing/2016/5/9/chartex" xmlns:cx4="http://schemas.microsoft.com/office/drawing/2016/5/10/chartex" xmlns:cx5="http://schemas.microsoft.com/office/drawing/2016/5/11/chartex" xmlns:cx6="http://schemas.microsoft.com/office/drawing/2016/5/12/chartex" xmlns:cx7="http://schemas.microsoft.com/office/drawing/2016/5/13/chartex" xmlns:cx8="http://schemas.microsoft.com/office/drawing/2016/5/14/chartex" xmlns:mc="http://schemas.openxmlformats.org/markup-compatibility/2006" xmlns:aink="http://schemas.microsoft.com/office/drawing/2016/ink" xmlns:am3d="http://schemas.microsoft.com/office/drawing/2017/model3d" xmlns:o="urn:schemas-microsoft-com:office:office" xmlns:oel="http://schemas.microsoft.com/office/2019/extlst" xmlns:r="http://schemas.openxmlformats.org/officeDocument/2006/relationships" xmlns:m="http://schemas.openxmlformats.org/officeDocument/2006/math" xmlns:v="urn:schemas-microsoft-com:vml" xmlns:wp14="http://schemas.microsoft.com/office/word/2010/wordprocessingDrawing" xmlns:wp="http://schemas.openxmlformats.org/drawingml/2006/wordprocessingDrawing" xmlns:w10="urn:schemas-microsoft-com:office:word" xmlns:w="http://schemas.openxmlformats.org/wordprocessingml/2006/main" xmlns:w14="http://schemas.microsoft.com/office/word/2010/wordml" xmlns:w15="http://schemas.microsoft.com/office/word/2012/wordml" xmlns:w16cex="http://schemas.microsoft.com/office/word/2018/wordml/cex" xmlns:w16cid="http://schemas.microsoft.com/office/word/2016/wordml/cid" xmlns:w16="http://schemas.microsoft.com/office/word/2018/wordml" xmlns:w16du="http://schemas.microsoft.com/office/word/2023/wordml/word16du" xmlns:w16sdtdh="http://schemas.microsoft.com/office/word/2020/wordml/sdtdatahash" xmlns:w16sdtfl="http://schemas.microsoft.com/office/word/2024/wordml/sdtformatlock" xmlns:w16se="http://schemas.microsoft.com/office/word/2015/wordml/symex" xmlns:wpg="http://schemas.microsoft.com/office/word/2010/wordprocessingGroup" xmlns:wpi="http://schemas.microsoft.com/office/word/2010/wordprocessingInk" xmlns:wne="http://schemas.microsoft.com/office/word/2006/wordml" xmlns:wps="http://schemas.microsoft.com/office/word/2010/wordprocessingShape" mc:Ignorable="w14 w15 w16se w16cid w16 w16cex w16sdtdh w16sdtfl w16du wp14">
   <w:footnote w:type="separator" w:id="-1">
     <w:p>
       <w:pPr>
@@ -1180,7 +1192,7 @@
 </file>
 
 <file path=word/header1.xml><?xml version="1.0" encoding="utf-8"?>
-<w:hdr xmlns:wpc="http://schemas.microsoft.com/office/word/2010/wordprocessingCanvas" xmlns:cx="http://schemas.microsoft.com/office/drawing/2014/chartex" xmlns:cx1="http://schemas.microsoft.com/office/drawing/2015/9/8/chartex" xmlns:cx2="http://schemas.microsoft.com/office/drawing/2015/10/21/chartex" xmlns:cx3="http://schemas.microsoft.com/office/drawing/2016/5/9/chartex" xmlns:cx4="http://schemas.microsoft.com/office/drawing/2016/5/10/chartex" xmlns:cx5="http://schemas.microsoft.com/office/drawing/2016/5/11/chartex" xmlns:cx6="http://schemas.microsoft.com/office/drawing/2016/5/12/chartex" xmlns:cx7="http://schemas.microsoft.com/office/drawing/2016/5/13/chartex" xmlns:cx8="http://schemas.microsoft.com/office/drawing/2016/5/14/chartex" xmlns:mc="http://schemas.openxmlformats.org/markup-compatibility/2006" xmlns:aink="http://schemas.microsoft.com/office/drawing/2016/ink" xmlns:am3d="http://schemas.microsoft.com/office/drawing/2017/model3d" xmlns:o="urn:schemas-microsoft-com:office:office" xmlns:oel="http://schemas.microsoft.com/office/2019/extlst" xmlns:r="http://schemas.openxmlformats.org/officeDocument/2006/relationships" xmlns:m="http://schemas.openxmlformats.org/officeDocument/2006/math" xmlns:v="urn:schemas-microsoft-com:vml" xmlns:wp14="http://schemas.microsoft.com/office/word/2010/wordprocessingDrawing" xmlns:wp="http://schemas.openxmlformats.org/drawingml/2006/wordprocessingDrawing" xmlns:w10="urn:schemas-microsoft-com:office:word" xmlns:w="http://schemas.openxmlformats.org/wordprocessingml/2006/main" xmlns:w14="http://schemas.microsoft.com/office/word/2010/wordml" xmlns:w15="http://schemas.microsoft.com/office/word/2012/wordml" xmlns:w16cex="http://schemas.microsoft.com/office/word/2018/wordml/cex" xmlns:w16cid="http://schemas.microsoft.com/office/word/2016/wordml/cid" xmlns:w16="http://schemas.microsoft.com/office/word/2018/wordml" xmlns:w16sdtdh="http://schemas.microsoft.com/office/word/2020/wordml/sdtdatahash" xmlns:w16se="http://schemas.microsoft.com/office/word/2015/wordml/symex" xmlns:wpg="http://schemas.microsoft.com/office/word/2010/wordprocessingGroup" xmlns:wpi="http://schemas.microsoft.com/office/word/2010/wordprocessingInk" xmlns:wne="http://schemas.microsoft.com/office/word/2006/wordml" xmlns:wps="http://schemas.microsoft.com/office/word/2010/wordprocessingShape" mc:Ignorable="w14 w15 w16se w16cid w16 w16cex w16sdtdh wp14">
+<w:hdr xmlns:wpc="http://schemas.microsoft.com/office/word/2010/wordprocessingCanvas" xmlns:cx="http://schemas.microsoft.com/office/drawing/2014/chartex" xmlns:cx1="http://schemas.microsoft.com/office/drawing/2015/9/8/chartex" xmlns:cx2="http://schemas.microsoft.com/office/drawing/2015/10/21/chartex" xmlns:cx3="http://schemas.microsoft.com/office/drawing/2016/5/9/chartex" xmlns:cx4="http://schemas.microsoft.com/office/drawing/2016/5/10/chartex" xmlns:cx5="http://schemas.microsoft.com/office/drawing/2016/5/11/chartex" xmlns:cx6="http://schemas.microsoft.com/office/drawing/2016/5/12/chartex" xmlns:cx7="http://schemas.microsoft.com/office/drawing/2016/5/13/chartex" xmlns:cx8="http://schemas.microsoft.com/office/drawing/2016/5/14/chartex" xmlns:mc="http://schemas.openxmlformats.org/markup-compatibility/2006" xmlns:aink="http://schemas.microsoft.com/office/drawing/2016/ink" xmlns:am3d="http://schemas.microsoft.com/office/drawing/2017/model3d" xmlns:o="urn:schemas-microsoft-com:office:office" xmlns:oel="http://schemas.microsoft.com/office/2019/extlst" xmlns:r="http://schemas.openxmlformats.org/officeDocument/2006/relationships" xmlns:m="http://schemas.openxmlformats.org/officeDocument/2006/math" xmlns:v="urn:schemas-microsoft-com:vml" xmlns:wp14="http://schemas.microsoft.com/office/word/2010/wordprocessingDrawing" xmlns:wp="http://schemas.openxmlformats.org/drawingml/2006/wordprocessingDrawing" xmlns:w10="urn:schemas-microsoft-com:office:word" xmlns:w="http://schemas.openxmlformats.org/wordprocessingml/2006/main" xmlns:w14="http://schemas.microsoft.com/office/word/2010/wordml" xmlns:w15="http://schemas.microsoft.com/office/word/2012/wordml" xmlns:w16cex="http://schemas.microsoft.com/office/word/2018/wordml/cex" xmlns:w16cid="http://schemas.microsoft.com/office/word/2016/wordml/cid" xmlns:w16="http://schemas.microsoft.com/office/word/2018/wordml" xmlns:w16du="http://schemas.microsoft.com/office/word/2023/wordml/word16du" xmlns:w16sdtdh="http://schemas.microsoft.com/office/word/2020/wordml/sdtdatahash" xmlns:w16sdtfl="http://schemas.microsoft.com/office/word/2024/wordml/sdtformatlock" xmlns:w16se="http://schemas.microsoft.com/office/word/2015/wordml/symex" xmlns:wpg="http://schemas.microsoft.com/office/word/2010/wordprocessingGroup" xmlns:wpi="http://schemas.microsoft.com/office/word/2010/wordprocessingInk" xmlns:wne="http://schemas.microsoft.com/office/word/2006/wordml" xmlns:wps="http://schemas.microsoft.com/office/word/2010/wordprocessingShape" mc:Ignorable="w14 w15 w16se w16cid w16 w16cex w16sdtdh w16sdtfl w16du wp14">
   <w:p>
     <w:pPr>
       <w:pStyle w:val="Header"/>
@@ -1190,7 +1202,7 @@
 </file>
 
 <file path=word/header2.xml><?xml version="1.0" encoding="utf-8"?>
-<w:hdr xmlns:wpc="http://schemas.microsoft.com/office/word/2010/wordprocessingCanvas" xmlns:cx="http://schemas.microsoft.com/office/drawing/2014/chartex" xmlns:cx1="http://schemas.microsoft.com/office/drawing/2015/9/8/chartex" xmlns:cx2="http://schemas.microsoft.com/office/drawing/2015/10/21/chartex" xmlns:cx3="http://schemas.microsoft.com/office/drawing/2016/5/9/chartex" xmlns:cx4="http://schemas.microsoft.com/office/drawing/2016/5/10/chartex" xmlns:cx5="http://schemas.microsoft.com/office/drawing/2016/5/11/chartex" xmlns:cx6="http://schemas.microsoft.com/office/drawing/2016/5/12/chartex" xmlns:cx7="http://schemas.microsoft.com/office/drawing/2016/5/13/chartex" xmlns:cx8="http://schemas.microsoft.com/office/drawing/2016/5/14/chartex" xmlns:mc="http://schemas.openxmlformats.org/markup-compatibility/2006" xmlns:aink="http://schemas.microsoft.com/office/drawing/2016/ink" xmlns:am3d="http://schemas.microsoft.com/office/drawing/2017/model3d" xmlns:o="urn:schemas-microsoft-com:office:office" xmlns:oel="http://schemas.microsoft.com/office/2019/extlst" xmlns:r="http://schemas.openxmlformats.org/officeDocument/2006/relationships" xmlns:m="http://schemas.openxmlformats.org/officeDocument/2006/math" xmlns:v="urn:schemas-microsoft-com:vml" xmlns:wp14="http://schemas.microsoft.com/office/word/2010/wordprocessingDrawing" xmlns:wp="http://schemas.openxmlformats.org/drawingml/2006/wordprocessingDrawing" xmlns:w10="urn:schemas-microsoft-com:office:word" xmlns:w="http://schemas.openxmlformats.org/wordprocessingml/2006/main" xmlns:w14="http://schemas.microsoft.com/office/word/2010/wordml" xmlns:w15="http://schemas.microsoft.com/office/word/2012/wordml" xmlns:w16cex="http://schemas.microsoft.com/office/word/2018/wordml/cex" xmlns:w16cid="http://schemas.microsoft.com/office/word/2016/wordml/cid" xmlns:w16="http://schemas.microsoft.com/office/word/2018/wordml" xmlns:w16sdtdh="http://schemas.microsoft.com/office/word/2020/wordml/sdtdatahash" xmlns:w16se="http://schemas.microsoft.com/office/word/2015/wordml/symex" xmlns:wpg="http://schemas.microsoft.com/office/word/2010/wordprocessingGroup" xmlns:wpi="http://schemas.microsoft.com/office/word/2010/wordprocessingInk" xmlns:wne="http://schemas.microsoft.com/office/word/2006/wordml" xmlns:wps="http://schemas.microsoft.com/office/word/2010/wordprocessingShape" mc:Ignorable="w14 w15 w16se w16cid w16 w16cex w16sdtdh wp14">
+<w:hdr xmlns:wpc="http://schemas.microsoft.com/office/word/2010/wordprocessingCanvas" xmlns:cx="http://schemas.microsoft.com/office/drawing/2014/chartex" xmlns:cx1="http://schemas.microsoft.com/office/drawing/2015/9/8/chartex" xmlns:cx2="http://schemas.microsoft.com/office/drawing/2015/10/21/chartex" xmlns:cx3="http://schemas.microsoft.com/office/drawing/2016/5/9/chartex" xmlns:cx4="http://schemas.microsoft.com/office/drawing/2016/5/10/chartex" xmlns:cx5="http://schemas.microsoft.com/office/drawing/2016/5/11/chartex" xmlns:cx6="http://schemas.microsoft.com/office/drawing/2016/5/12/chartex" xmlns:cx7="http://schemas.microsoft.com/office/drawing/2016/5/13/chartex" xmlns:cx8="http://schemas.microsoft.com/office/drawing/2016/5/14/chartex" xmlns:mc="http://schemas.openxmlformats.org/markup-compatibility/2006" xmlns:aink="http://schemas.microsoft.com/office/drawing/2016/ink" xmlns:am3d="http://schemas.microsoft.com/office/drawing/2017/model3d" xmlns:o="urn:schemas-microsoft-com:office:office" xmlns:oel="http://schemas.microsoft.com/office/2019/extlst" xmlns:r="http://schemas.openxmlformats.org/officeDocument/2006/relationships" xmlns:m="http://schemas.openxmlformats.org/officeDocument/2006/math" xmlns:v="urn:schemas-microsoft-com:vml" xmlns:wp14="http://schemas.microsoft.com/office/word/2010/wordprocessingDrawing" xmlns:wp="http://schemas.openxmlformats.org/drawingml/2006/wordprocessingDrawing" xmlns:w10="urn:schemas-microsoft-com:office:word" xmlns:w="http://schemas.openxmlformats.org/wordprocessingml/2006/main" xmlns:w14="http://schemas.microsoft.com/office/word/2010/wordml" xmlns:w15="http://schemas.microsoft.com/office/word/2012/wordml" xmlns:w16cex="http://schemas.microsoft.com/office/word/2018/wordml/cex" xmlns:w16cid="http://schemas.microsoft.com/office/word/2016/wordml/cid" xmlns:w16="http://schemas.microsoft.com/office/word/2018/wordml" xmlns:w16du="http://schemas.microsoft.com/office/word/2023/wordml/word16du" xmlns:w16sdtdh="http://schemas.microsoft.com/office/word/2020/wordml/sdtdatahash" xmlns:w16sdtfl="http://schemas.microsoft.com/office/word/2024/wordml/sdtformatlock" xmlns:w16se="http://schemas.microsoft.com/office/word/2015/wordml/symex" xmlns:wpg="http://schemas.microsoft.com/office/word/2010/wordprocessingGroup" xmlns:wpi="http://schemas.microsoft.com/office/word/2010/wordprocessingInk" xmlns:wne="http://schemas.microsoft.com/office/word/2006/wordml" xmlns:wps="http://schemas.microsoft.com/office/word/2010/wordprocessingShape" mc:Ignorable="w14 w15 w16se w16cid w16 w16cex w16sdtdh w16sdtfl w16du wp14">
   <w:p>
     <w:pPr>
       <w:pStyle w:val="Header"/>
@@ -1201,7 +1213,7 @@
 </file>
 
 <file path=word/header3.xml><?xml version="1.0" encoding="utf-8"?>
-<w:hdr xmlns:wpc="http://schemas.microsoft.com/office/word/2010/wordprocessingCanvas" xmlns:cx="http://schemas.microsoft.com/office/drawing/2014/chartex" xmlns:cx1="http://schemas.microsoft.com/office/drawing/2015/9/8/chartex" xmlns:cx2="http://schemas.microsoft.com/office/drawing/2015/10/21/chartex" xmlns:cx3="http://schemas.microsoft.com/office/drawing/2016/5/9/chartex" xmlns:cx4="http://schemas.microsoft.com/office/drawing/2016/5/10/chartex" xmlns:cx5="http://schemas.microsoft.com/office/drawing/2016/5/11/chartex" xmlns:cx6="http://schemas.microsoft.com/office/drawing/2016/5/12/chartex" xmlns:cx7="http://schemas.microsoft.com/office/drawing/2016/5/13/chartex" xmlns:cx8="http://schemas.microsoft.com/office/drawing/2016/5/14/chartex" xmlns:mc="http://schemas.openxmlformats.org/markup-compatibility/2006" xmlns:aink="http://schemas.microsoft.com/office/drawing/2016/ink" xmlns:am3d="http://schemas.microsoft.com/office/drawing/2017/model3d" xmlns:o="urn:schemas-microsoft-com:office:office" xmlns:oel="http://schemas.microsoft.com/office/2019/extlst" xmlns:r="http://schemas.openxmlformats.org/officeDocument/2006/relationships" xmlns:m="http://schemas.openxmlformats.org/officeDocument/2006/math" xmlns:v="urn:schemas-microsoft-com:vml" xmlns:wp14="http://schemas.microsoft.com/office/word/2010/wordprocessingDrawing" xmlns:wp="http://schemas.openxmlformats.org/drawingml/2006/wordprocessingDrawing" xmlns:w10="urn:schemas-microsoft-com:office:word" xmlns:w="http://schemas.openxmlformats.org/wordprocessingml/2006/main" xmlns:w14="http://schemas.microsoft.com/office/word/2010/wordml" xmlns:w15="http://schemas.microsoft.com/office/word/2012/wordml" xmlns:w16cex="http://schemas.microsoft.com/office/word/2018/wordml/cex" xmlns:w16cid="http://schemas.microsoft.com/office/word/2016/wordml/cid" xmlns:w16="http://schemas.microsoft.com/office/word/2018/wordml" xmlns:w16sdtdh="http://schemas.microsoft.com/office/word/2020/wordml/sdtdatahash" xmlns:w16se="http://schemas.microsoft.com/office/word/2015/wordml/symex" xmlns:wpg="http://schemas.microsoft.com/office/word/2010/wordprocessingGroup" xmlns:wpi="http://schemas.microsoft.com/office/word/2010/wordprocessingInk" xmlns:wne="http://schemas.microsoft.com/office/word/2006/wordml" xmlns:wps="http://schemas.microsoft.com/office/word/2010/wordprocessingShape" mc:Ignorable="w14 w15 w16se w16cid w16 w16cex w16sdtdh wp14">
+<w:hdr xmlns:wpc="http://schemas.microsoft.com/office/word/2010/wordprocessingCanvas" xmlns:cx="http://schemas.microsoft.com/office/drawing/2014/chartex" xmlns:cx1="http://schemas.microsoft.com/office/drawing/2015/9/8/chartex" xmlns:cx2="http://schemas.microsoft.com/office/drawing/2015/10/21/chartex" xmlns:cx3="http://schemas.microsoft.com/office/drawing/2016/5/9/chartex" xmlns:cx4="http://schemas.microsoft.com/office/drawing/2016/5/10/chartex" xmlns:cx5="http://schemas.microsoft.com/office/drawing/2016/5/11/chartex" xmlns:cx6="http://schemas.microsoft.com/office/drawing/2016/5/12/chartex" xmlns:cx7="http://schemas.microsoft.com/office/drawing/2016/5/13/chartex" xmlns:cx8="http://schemas.microsoft.com/office/drawing/2016/5/14/chartex" xmlns:mc="http://schemas.openxmlformats.org/markup-compatibility/2006" xmlns:aink="http://schemas.microsoft.com/office/drawing/2016/ink" xmlns:am3d="http://schemas.microsoft.com/office/drawing/2017/model3d" xmlns:o="urn:schemas-microsoft-com:office:office" xmlns:oel="http://schemas.microsoft.com/office/2019/extlst" xmlns:r="http://schemas.openxmlformats.org/officeDocument/2006/relationships" xmlns:m="http://schemas.openxmlformats.org/officeDocument/2006/math" xmlns:v="urn:schemas-microsoft-com:vml" xmlns:wp14="http://schemas.microsoft.com/office/word/2010/wordprocessingDrawing" xmlns:wp="http://schemas.openxmlformats.org/drawingml/2006/wordprocessingDrawing" xmlns:w10="urn:schemas-microsoft-com:office:word" xmlns:w="http://schemas.openxmlformats.org/wordprocessingml/2006/main" xmlns:w14="http://schemas.microsoft.com/office/word/2010/wordml" xmlns:w15="http://schemas.microsoft.com/office/word/2012/wordml" xmlns:w16cex="http://schemas.microsoft.com/office/word/2018/wordml/cex" xmlns:w16cid="http://schemas.microsoft.com/office/word/2016/wordml/cid" xmlns:w16="http://schemas.microsoft.com/office/word/2018/wordml" xmlns:w16du="http://schemas.microsoft.com/office/word/2023/wordml/word16du" xmlns:w16sdtdh="http://schemas.microsoft.com/office/word/2020/wordml/sdtdatahash" xmlns:w16sdtfl="http://schemas.microsoft.com/office/word/2024/wordml/sdtformatlock" xmlns:w16se="http://schemas.microsoft.com/office/word/2015/wordml/symex" xmlns:wpg="http://schemas.microsoft.com/office/word/2010/wordprocessingGroup" xmlns:wpi="http://schemas.microsoft.com/office/word/2010/wordprocessingInk" xmlns:wne="http://schemas.microsoft.com/office/word/2006/wordml" xmlns:wps="http://schemas.microsoft.com/office/word/2010/wordprocessingShape" mc:Ignorable="w14 w15 w16se w16cid w16 w16cex w16sdtdh w16sdtfl w16du wp14">
   <w:p>
     <w:pPr>
       <w:pStyle w:val="Header"/>
@@ -1210,7 +1222,7 @@
     <w:r>
       <w:tab/>
       <w:tab/>
-      <w:t>2026-06-17</w:t>
+      <w:t>2026-06-18</w:t>
       <w:br/>
       <w:br/>
     </w:r>
@@ -1227,7 +1239,7 @@
 </file>
 
 <file path=word/numbering.xml><?xml version="1.0" encoding="utf-8"?>
-<w:numbering xmlns:wpc="http://schemas.microsoft.com/office/word/2010/wordprocessingCanvas" xmlns:cx="http://schemas.microsoft.com/office/drawing/2014/chartex" xmlns:cx1="http://schemas.microsoft.com/office/drawing/2015/9/8/chartex" xmlns:cx2="http://schemas.microsoft.com/office/drawing/2015/10/21/chartex" xmlns:cx3="http://schemas.microsoft.com/office/drawing/2016/5/9/chartex" xmlns:cx4="http://schemas.microsoft.com/office/drawing/2016/5/10/chartex" xmlns:cx5="http://schemas.microsoft.com/office/drawing/2016/5/11/chartex" xmlns:cx6="http://schemas.microsoft.com/office/drawing/2016/5/12/chartex" xmlns:cx7="http://schemas.microsoft.com/office/drawing/2016/5/13/chartex" xmlns:cx8="http://schemas.microsoft.com/office/drawing/2016/5/14/chartex" xmlns:mc="http://schemas.openxmlformats.org/markup-compatibility/2006" xmlns:aink="http://schemas.microsoft.com/office/drawing/2016/ink" xmlns:am3d="http://schemas.microsoft.com/office/drawing/2017/model3d" xmlns:o="urn:schemas-microsoft-com:office:office" xmlns:oel="http://schemas.microsoft.com/office/2019/extlst" xmlns:r="http://schemas.openxmlformats.org/officeDocument/2006/relationships" xmlns:m="http://schemas.openxmlformats.org/officeDocument/2006/math" xmlns:v="urn:schemas-microsoft-com:vml" xmlns:wp14="http://schemas.microsoft.com/office/word/2010/wordprocessingDrawing" xmlns:wp="http://schemas.openxmlformats.org/drawingml/2006/wordprocessingDrawing" xmlns:w10="urn:schemas-microsoft-com:office:word" xmlns:w="http://schemas.openxmlformats.org/wordprocessingml/2006/main" xmlns:w14="http://schemas.microsoft.com/office/word/2010/wordml" xmlns:w15="http://schemas.microsoft.com/office/word/2012/wordml" xmlns:w16cex="http://schemas.microsoft.com/office/word/2018/wordml/cex" xmlns:w16cid="http://schemas.microsoft.com/office/word/2016/wordml/cid" xmlns:w16="http://schemas.microsoft.com/office/word/2018/wordml" xmlns:w16sdtdh="http://schemas.microsoft.com/office/word/2020/wordml/sdtdatahash" xmlns:w16se="http://schemas.microsoft.com/office/word/2015/wordml/symex" xmlns:wpg="http://schemas.microsoft.com/office/word/2010/wordprocessingGroup" xmlns:wpi="http://schemas.microsoft.com/office/word/2010/wordprocessingInk" xmlns:wne="http://schemas.microsoft.com/office/word/2006/wordml" xmlns:wps="http://schemas.microsoft.com/office/word/2010/wordprocessingShape" mc:Ignorable="w14 w15 w16se w16cid w16 w16cex w16sdtdh wp14">
+<w:numbering xmlns:wpc="http://schemas.microsoft.com/office/word/2010/wordprocessingCanvas" xmlns:cx="http://schemas.microsoft.com/office/drawing/2014/chartex" xmlns:cx1="http://schemas.microsoft.com/office/drawing/2015/9/8/chartex" xmlns:cx2="http://schemas.microsoft.com/office/drawing/2015/10/21/chartex" xmlns:cx3="http://schemas.microsoft.com/office/drawing/2016/5/9/chartex" xmlns:cx4="http://schemas.microsoft.com/office/drawing/2016/5/10/chartex" xmlns:cx5="http://schemas.microsoft.com/office/drawing/2016/5/11/chartex" xmlns:cx6="http://schemas.microsoft.com/office/drawing/2016/5/12/chartex" xmlns:cx7="http://schemas.microsoft.com/office/drawing/2016/5/13/chartex" xmlns:cx8="http://schemas.microsoft.com/office/drawing/2016/5/14/chartex" xmlns:mc="http://schemas.openxmlformats.org/markup-compatibility/2006" xmlns:aink="http://schemas.microsoft.com/office/drawing/2016/ink" xmlns:am3d="http://schemas.microsoft.com/office/drawing/2017/model3d" xmlns:o="urn:schemas-microsoft-com:office:office" xmlns:oel="http://schemas.microsoft.com/office/2019/extlst" xmlns:r="http://schemas.openxmlformats.org/officeDocument/2006/relationships" xmlns:m="http://schemas.openxmlformats.org/officeDocument/2006/math" xmlns:v="urn:schemas-microsoft-com:vml" xmlns:wp14="http://schemas.microsoft.com/office/word/2010/wordprocessingDrawing" xmlns:wp="http://schemas.openxmlformats.org/drawingml/2006/wordprocessingDrawing" xmlns:w10="urn:schemas-microsoft-com:office:word" xmlns:w="http://schemas.openxmlformats.org/wordprocessingml/2006/main" xmlns:w14="http://schemas.microsoft.com/office/word/2010/wordml" xmlns:w15="http://schemas.microsoft.com/office/word/2012/wordml" xmlns:w16cex="http://schemas.microsoft.com/office/word/2018/wordml/cex" xmlns:w16cid="http://schemas.microsoft.com/office/word/2016/wordml/cid" xmlns:w16="http://schemas.microsoft.com/office/word/2018/wordml" xmlns:w16du="http://schemas.microsoft.com/office/word/2023/wordml/word16du" xmlns:w16sdtdh="http://schemas.microsoft.com/office/word/2020/wordml/sdtdatahash" xmlns:w16sdtfl="http://schemas.microsoft.com/office/word/2024/wordml/sdtformatlock" xmlns:w16se="http://schemas.microsoft.com/office/word/2015/wordml/symex" xmlns:wpg="http://schemas.microsoft.com/office/word/2010/wordprocessingGroup" xmlns:wpi="http://schemas.microsoft.com/office/word/2010/wordprocessingInk" xmlns:wne="http://schemas.microsoft.com/office/word/2006/wordml" xmlns:wps="http://schemas.microsoft.com/office/word/2010/wordprocessingShape" mc:Ignorable="w14 w15 w16se w16cid w16 w16cex w16sdtdh w16sdtfl w16du wp14">
   <w:abstractNum w:abstractNumId="0" w15:restartNumberingAfterBreak="0">
     <w:nsid w:val="FFFFFF7C"/>
     <w:multiLevelType w:val="singleLevel"/>
@@ -1430,7 +1442,7 @@
 </file>
 
 <file path=word/styles.xml><?xml version="1.0" encoding="utf-8"?>
-<w:styles xmlns:mc="http://schemas.openxmlformats.org/markup-compatibility/2006" xmlns:r="http://schemas.openxmlformats.org/officeDocument/2006/relationships" xmlns:w="http://schemas.openxmlformats.org/wordprocessingml/2006/main" xmlns:w14="http://schemas.microsoft.com/office/word/2010/wordml" xmlns:w15="http://schemas.microsoft.com/office/word/2012/wordml" xmlns:w16cex="http://schemas.microsoft.com/office/word/2018/wordml/cex" xmlns:w16cid="http://schemas.microsoft.com/office/word/2016/wordml/cid" xmlns:w16="http://schemas.microsoft.com/office/word/2018/wordml" xmlns:w16sdtdh="http://schemas.microsoft.com/office/word/2020/wordml/sdtdatahash" xmlns:w16se="http://schemas.microsoft.com/office/word/2015/wordml/symex" mc:Ignorable="w14 w15 w16se w16cid w16 w16cex w16sdtdh">
+<w:styles xmlns:mc="http://schemas.openxmlformats.org/markup-compatibility/2006" xmlns:r="http://schemas.openxmlformats.org/officeDocument/2006/relationships" xmlns:w="http://schemas.openxmlformats.org/wordprocessingml/2006/main" xmlns:w14="http://schemas.microsoft.com/office/word/2010/wordml" xmlns:w15="http://schemas.microsoft.com/office/word/2012/wordml" xmlns:w16cex="http://schemas.microsoft.com/office/word/2018/wordml/cex" xmlns:w16cid="http://schemas.microsoft.com/office/word/2016/wordml/cid" xmlns:w16="http://schemas.microsoft.com/office/word/2018/wordml" xmlns:w16du="http://schemas.microsoft.com/office/word/2023/wordml/word16du" xmlns:w16sdtdh="http://schemas.microsoft.com/office/word/2020/wordml/sdtdatahash" xmlns:w16sdtfl="http://schemas.microsoft.com/office/word/2024/wordml/sdtformatlock" xmlns:w16se="http://schemas.microsoft.com/office/word/2015/wordml/symex" mc:Ignorable="w14 w15 w16se w16cid w16 w16cex w16sdtdh w16sdtfl w16du">
   <w:docDefaults>
     <w:rPrDefault>
       <w:rPr>
@@ -2188,7 +2200,7 @@
     <w:link w:val="TitleChar"/>
     <w:uiPriority w:val="10"/>
     <w:qFormat/>
-    <w:rsid w:val="007106C8"/>
+    <w:rsid w:val="00E854FA"/>
     <w:pPr>
       <w:spacing w:after="300" w:line="240" w:lineRule="auto"/>
       <w:contextualSpacing/>
@@ -2198,7 +2210,7 @@
       <w:rFonts w:eastAsiaTheme="majorEastAsia" w:cstheme="majorBidi"/>
       <w:spacing w:val="5"/>
       <w:kern w:val="28"/>
-      <w:sz w:val="52"/>
+      <w:sz w:val="40"/>
       <w:szCs w:val="52"/>
       <w:lang w:val="sv-SE" w:eastAsia="en-US" w:bidi="ar-SA"/>
     </w:rPr>
@@ -2208,12 +2220,12 @@
     <w:basedOn w:val="DefaultParagraphFont"/>
     <w:link w:val="Title"/>
     <w:uiPriority w:val="10"/>
-    <w:rsid w:val="007106C8"/>
+    <w:rsid w:val="00E854FA"/>
     <w:rPr>
       <w:rFonts w:ascii="Times New Roman" w:eastAsiaTheme="majorEastAsia" w:hAnsi="Times New Roman" w:cstheme="majorBidi"/>
       <w:spacing w:val="5"/>
       <w:kern w:val="28"/>
-      <w:sz w:val="52"/>
+      <w:sz w:val="40"/>
       <w:szCs w:val="52"/>
       <w:lang w:val="sv-SE" w:eastAsia="en-US" w:bidi="ar-SA"/>
     </w:rPr>

--- a/klagomål/A 19530-2025 FSC-klagomål.docx
+++ b/klagomål/A 19530-2025 FSC-klagomål.docx
@@ -1222,7 +1222,7 @@
     <w:r>
       <w:tab/>
       <w:tab/>
-      <w:t>2026-06-18</w:t>
+      <w:t>2026-06-19</w:t>
       <w:br/>
       <w:br/>
     </w:r>

--- a/klagomål/A 19530-2025 FSC-klagomål.docx
+++ b/klagomål/A 19530-2025 FSC-klagomål.docx
@@ -1222,7 +1222,7 @@
     <w:r>
       <w:tab/>
       <w:tab/>
-      <w:t>2026-06-19</w:t>
+      <w:t>2026-06-20</w:t>
       <w:br/>
       <w:br/>
     </w:r>

--- a/klagomål/A 19530-2025 FSC-klagomål.docx
+++ b/klagomål/A 19530-2025 FSC-klagomål.docx
@@ -168,38 +168,7 @@
     </w:p>
     <w:p>
       <w:r>
-        <w:t>Detta dokument behandlar höga naturvärden i avverkningsanmälan A 19530-2025 i Bergs kommun som inkom 2025-04-23 och omfattar 3,3 ha.</w:t>
-      </w:r>
-    </w:p>
-    <w:p>
-      <w:r>
-        <w:t>Nedan presenteras fynd av naturvårdsarter och fridlysta arter som gjorts i det avverkningsanmälda området, samt relevanta utdrag ur standarderna för FSC, Chain of Custody, Controlled Wood och PEFC. I BILAGA 1 finns artfakta om fridlysta arter.</w:t>
-      </w:r>
-    </w:p>
-    <w:p>
-      <w:r>
-        <w:t>Vi förväntar oss att ni återkommer med ett skriftligt svar på vårt klagomål och även beskriver vilka korrigerande åtgärder ni satt in för att rätta till identifierade brister i er efterlevnad av den svenska FSC standarden.</w:t>
-      </w:r>
-    </w:p>
-    <w:p>
-      <w:pPr>
-        <w:pStyle w:val="Heading1"/>
-      </w:pPr>
-      <w:r>
-        <w:t>Naturvårdsarter</w:t>
-      </w:r>
-    </w:p>
-    <w:p>
-      <w:r>
-        <w:t>I avverkningsanmälan har följande 5 naturvårdsarter hittats: kolflarnlav (NT, T), lavskrika (NT, T, §4), skarp dropptaggsvamp (NT), talltita (NT, §4) och tretåig hackspett (NT, T, §4). Av dessa är 5 rödlistade. För rödlistade arter har rödlistekategorin angivits inom parentes. Typiska arter inom Natura 2000 som är kopplade till skogsekosystem har markerats med (T). För fridlysta arter anges även paragrafen i Artskyddsförordningen som arten är fridlyst enligt.</w:t>
-      </w:r>
-    </w:p>
-    <w:p>
-      <w:r>
-        <w:t>De påträffade naturvårdsarterna är ett tydligt kvitto på att det rör sig om en skog med höga naturvärden.</w:t>
-      </w:r>
-      <w:r>
-        <w:t xml:space="preserve"> I Figur 1 visas fyndplatser för naturvårdsarter i området, som finns registrerade på Artportalen.</w:t>
+        <w:t>Detta klagomål behandlar höga naturvärden i avverkningsanmälan A 19530-2025 i Bergs kommun som inkom 2025-04-23 och omfattar 3,3 ha.</w:t>
       </w:r>
     </w:p>
     <w:p>
@@ -247,34 +216,55 @@
         <w:spacing w:after="240"/>
       </w:pPr>
       <w:r>
-        <w:t>Figur 1. Fyndplatser för naturvårdsarter i avverkningsanmälan (röd linje). Markörer utan svart kant är placerade på fyndplatsen. Markörer med svart kant är placerade vid sidan av fyndplatsen och har ett svart streck som visar fyndplatsens exakta position. Kartans mittpunktskoordinat är N 6950981, E 447995 i SWEREF 99 TM.</w:t>
+        <w:t>Figur 1. Fyndplatser för naturvårdsarter i avverkningsanmälan. Markörer utan svart kant är placerade på fyndplatsen. Markörer med svart kant är placerade vid sidan av fyndplatsen har ett svart streck som visar fyndplatsens exakta position. Kartans mittpunktskoordinat är N 6950981, E 447995 i SWEREF 99 TM.</w:t>
+      </w:r>
+    </w:p>
+    <w:p>
+      <w:r>
+        <w:t>I avverkningsanmälan finns fynd av 5 naturvårdsarter, varav 5 är rödlistade, 3 är fridlysta och 3 är typiska (T): kolflarnlav (NT, T), lavskrika (NT, T, §4), skarp dropptaggsvamp (NT), talltita (NT, §4) och tretåig hackspett (NT, T, §4). Se Figur 1.</w:t>
+      </w:r>
+    </w:p>
+    <w:p>
+      <w:r>
+        <w:t>Nedan presenteras relevanta utdrag ur standarderna för FSC, Chain of Custody, Controlled Wood och PEFC.</w:t>
+      </w:r>
+    </w:p>
+    <w:p>
+      <w:r>
+        <w:t>Vi förväntar oss att ni återkommer med ett skriftligt svar på vårt klagomål och även beskriver vilka korrigerande åtgärder ni satt in för att rätta till identifierade brister i er efterlevnad av den svenska FSC standarden.</w:t>
       </w:r>
     </w:p>
     <w:p>
       <w:pPr>
-        <w:pStyle w:val="Heading2"/>
+        <w:pStyle w:val="Heading1"/>
       </w:pPr>
       <w:r>
-        <w:t>Fridlysta arter</w:t>
+        <w:t>Naturvårdsarter och fridlysta arter</w:t>
       </w:r>
     </w:p>
     <w:p>
       <w:r>
-        <w:t>Följande fridlysta arter har sina livsmiljöer och växtplatser i den avverkningsanmälda skogen: lavskrika (NT, T, §4), talltita (NT, §4) och tretåig hackspett (NT, T, §4).</w:t>
+        <w:t>Nedan följer beskrivningar av de naturvårdsarter och fridlysta arter som har sina livsmiljöer och växtplatser i den avverkningsanmälda skogen. Se även ytterligare artfakta i BILAGA 1. De påträffade naturvårdsarterna är ett tydligt kvitto på att det rör sig om en skog med höga naturvärden.</w:t>
       </w:r>
     </w:p>
     <w:p>
-      <w:r>
-        <w:t xml:space="preserve">Observera att medlemsländerna är skyldiga att agera i enlighet med EU:s fågeldirektiv där det uttryckligen står att direktivet gäller för fåglar samt för deras ägg, bon och </w:t>
-      </w:r>
       <w:r>
         <w:rPr>
           <w:b/>
         </w:rPr>
-        <w:t xml:space="preserve">livsmiljöer </w:t>
-      </w:r>
-      <w:r>
-        <w:t>(artikel 1). Vidare att de åtgärder som vidtas inte får leda till en försämring av den nuvarande situationen beträffande bevarandet av de fågelarter som avses i artikel 1 (artikel 13). Fågeldirektivet är styrande för tillsynsansvariga myndigheters ärendehantering, ställningstaganden och beslutsfattande.</w:t>
+        <w:t>Kolflarnlav (NT)</w:t>
+      </w:r>
+      <w:r>
+        <w:t xml:space="preserve"> är brandberoende och växer nästan uteslutande på kolad hård kärnved av tall. Etableringen verkar ske först 100–300 år efter brand och nytt substrat nybildas i mycket begränsad omfattning. Avverkning av tallskog av naturskogskaraktär med spår av återkommande bränder är ett hot och mängden lämplig ved att växa på för arten minskar dels på grund av naturlig nedbrytning men framförallt på grund av att det förstörs i samband med slutavverkningar, gallringar och markberedning. Såväl kolflarnlav som mörk kolflarnlav har glänsande bålfjäll och förekommer främst i tall- och blandbarrskogar av naturskogskaraktär med spår av återkommande bränder. Skogar som dessa hyser höga biologiska värden och bör skyddas. Kolflarnlav är typisk art för </w:t>
+      </w:r>
+      <w:r>
+        <w:rPr>
+          <w:i/>
+        </w:rPr>
+        <w:t>9010 Taiga</w:t>
+      </w:r>
+      <w:r>
+        <w:t xml:space="preserve"> (SLU Artdatabanken, 2024).</w:t>
       </w:r>
     </w:p>
     <w:p>
@@ -302,6 +292,17 @@
         <w:rPr>
           <w:b/>
         </w:rPr>
+        <w:t xml:space="preserve">Skarp dropptaggsvamp (NT) </w:t>
+      </w:r>
+      <w:r>
+        <w:t>bildar mykorrhiza med både gran och tall, främst i barrskogar med trädkontinuitet. Arten uppträder dels i näringsrik kalkbarrskog och dels i sur lavtallskog. Kalkbarrskogarna är ofta grandominerade, olikåldriga och skiktade på frisk mark med ett örtrikt vegetationsskikt. Lavtallskogarna är i regel magra, torra, ljusöppna och ofta brandpräglade. Den totala populationen i landet har minskat och bedöms fortsätta minska till följd av avverkning av äldre barrskogar. Arten har begränsad förmåga att återetablera sig efter slutavverkning eller andra storskaliga skogsbruksåtgärder. Det saknas indikationer på att arten långsiktigt kan etablera eller reproducera sig i skogsbestånd som brukas med metoder som trakthyggesbruk, markberedning, gödsling eller föryngring med förädlat plantmaterial. Minskningstakten för den svenska populationen bedöms vara nära gränsvärdet för Sårbar (VU) (SLU Artdatabanken, 2026).</w:t>
+      </w:r>
+    </w:p>
+    <w:p>
+      <w:r>
+        <w:rPr>
+          <w:b/>
+        </w:rPr>
         <w:t>Talltita (NT, §4)</w:t>
       </w:r>
       <w:r>
@@ -335,50 +336,6 @@
       </w:r>
       <w:r>
         <w:t xml:space="preserve"> (Skogsstyrelsen, 2016; SLU Artdatabanken, 2024).</w:t>
-      </w:r>
-    </w:p>
-    <w:p>
-      <w:r>
-        <w:t>I BILAGA 1 finns mer detaljerad information om ekologi samt krav på livsmiljö hos fridlysta arter.</w:t>
-      </w:r>
-    </w:p>
-    <w:p>
-      <w:pPr>
-        <w:pStyle w:val="Heading2"/>
-      </w:pPr>
-      <w:r>
-        <w:t>Övriga naturvårdsarter</w:t>
-      </w:r>
-    </w:p>
-    <w:p>
-      <w:r>
-        <w:rPr>
-          <w:b/>
-        </w:rPr>
-        <w:t>Kolflarnlav (NT)</w:t>
-      </w:r>
-      <w:r>
-        <w:t xml:space="preserve"> är brandberoende och växer nästan uteslutande på kolad hård kärnved av tall. Etableringen verkar ske först 100–300 år efter brand och nytt substrat nybildas i mycket begränsad omfattning. Avverkning av tallskog av naturskogskaraktär med spår av återkommande bränder är ett hot och mängden lämplig ved att växa på för arten minskar dels på grund av naturlig nedbrytning men framförallt på grund av att det förstörs i samband med slutavverkningar, gallringar och markberedning. Såväl kolflarnlav som mörk kolflarnlav har glänsande bålfjäll och förekommer främst i tall- och blandbarrskogar av naturskogskaraktär med spår av återkommande bränder. Skogar som dessa hyser höga biologiska värden och bör skyddas. Kolflarnlav är typisk art för </w:t>
-      </w:r>
-      <w:r>
-        <w:rPr>
-          <w:i/>
-        </w:rPr>
-        <w:t>9010 Taiga</w:t>
-      </w:r>
-      <w:r>
-        <w:t xml:space="preserve"> (SLU Artdatabanken, 2024).</w:t>
-      </w:r>
-    </w:p>
-    <w:p>
-      <w:r>
-        <w:rPr>
-          <w:b/>
-        </w:rPr>
-        <w:t xml:space="preserve">Skarp dropptaggsvamp (NT) </w:t>
-      </w:r>
-      <w:r>
-        <w:t>bildar mykorrhiza med både gran och tall, främst i barrskogar med trädkontinuitet. Arten uppträder dels i näringsrik kalkbarrskog och dels i sur lavtallskog. Kalkbarrskogarna är ofta grandominerade, olikåldriga och skiktade på frisk mark med ett örtrikt vegetationsskikt. Lavtallskogarna är i regel magra, torra, ljusöppna och ofta brandpräglade. Den totala populationen i landet har minskat och bedöms fortsätta minska till följd av avverkning av äldre barrskogar. Arten har begränsad förmåga att återetablera sig efter slutavverkning eller andra storskaliga skogsbruksåtgärder. Det saknas indikationer på att arten långsiktigt kan etablera eller reproducera sig i skogsbestånd som brukas med metoder som trakthyggesbruk, markberedning, gödsling eller föryngring med förädlat plantmaterial. Minskningstakten för den svenska populationen bedöms vara nära gränsvärdet för Sårbar (VU) (SLU Artdatabanken, 2026).</w:t>
       </w:r>
     </w:p>
     <w:p>
@@ -1222,7 +1179,7 @@
     <w:r>
       <w:tab/>
       <w:tab/>
-      <w:t>2026-06-20</w:t>
+      <w:t>2026-06-21</w:t>
       <w:br/>
       <w:br/>
     </w:r>

--- a/klagomål/A 19530-2025 FSC-klagomål.docx
+++ b/klagomål/A 19530-2025 FSC-klagomål.docx
@@ -1179,7 +1179,7 @@
     <w:r>
       <w:tab/>
       <w:tab/>
-      <w:t>2026-06-21</w:t>
+      <w:t>2026-06-22</w:t>
       <w:br/>
       <w:br/>
     </w:r>
